--- a/Clustering Wilayah Indonesia Berdasarkan Kesiapan Digital dan Aksesbilitas Pembiayaan UMKM.docx
+++ b/Clustering Wilayah Indonesia Berdasarkan Kesiapan Digital dan Aksesbilitas Pembiayaan UMKM.docx
@@ -1,6 +1,6 @@
 
 <file path=word/document.xml><?xml version="1.0" encoding="utf-8"?>
-<w:document xmlns:wpc="http://schemas.microsoft.com/office/word/2010/wordprocessingCanvas" xmlns:cx="http://schemas.microsoft.com/office/drawing/2014/chartex" xmlns:cx1="http://schemas.microsoft.com/office/drawing/2015/9/8/chartex" xmlns:cx2="http://schemas.microsoft.com/office/drawing/2015/10/21/chartex" xmlns:cx3="http://schemas.microsoft.com/office/drawing/2016/5/9/chartex" xmlns:cx4="http://schemas.microsoft.com/office/drawing/2016/5/10/chartex" xmlns:cx5="http://schemas.microsoft.com/office/drawing/2016/5/11/chartex" xmlns:cx6="http://schemas.microsoft.com/office/drawing/2016/5/12/chartex" xmlns:cx7="http://schemas.microsoft.com/office/drawing/2016/5/13/chartex" xmlns:cx8="http://schemas.microsoft.com/office/drawing/2016/5/14/chartex" xmlns:mc="http://schemas.openxmlformats.org/markup-compatibility/2006" xmlns:aink="http://schemas.microsoft.com/office/drawing/2016/ink" xmlns:am3d="http://schemas.microsoft.com/office/drawing/2017/model3d" xmlns:o="urn:schemas-microsoft-com:office:office" xmlns:oel="http://schemas.microsoft.com/office/2019/extlst" xmlns:r="http://schemas.openxmlformats.org/officeDocument/2006/relationships" xmlns:m="http://schemas.openxmlformats.org/officeDocument/2006/math" xmlns:v="urn:schemas-microsoft-com:vml" xmlns:wp14="http://schemas.microsoft.com/office/word/2010/wordprocessingDrawing" xmlns:wp="http://schemas.openxmlformats.org/drawingml/2006/wordprocessingDrawing" xmlns:w10="urn:schemas-microsoft-com:office:word" xmlns:w="http://schemas.openxmlformats.org/wordprocessingml/2006/main" xmlns:w14="http://schemas.microsoft.com/office/word/2010/wordml" xmlns:w15="http://schemas.microsoft.com/office/word/2012/wordml" xmlns:w16cex="http://schemas.microsoft.com/office/word/2018/wordml/cex" xmlns:w16cid="http://schemas.microsoft.com/office/word/2016/wordml/cid" xmlns:w16="http://schemas.microsoft.com/office/word/2018/wordml" xmlns:w16du="http://schemas.microsoft.com/office/word/2023/wordml/word16du" xmlns:w16sdtdh="http://schemas.microsoft.com/office/word/2020/wordml/sdtdatahash" xmlns:w16sdtfl="http://schemas.microsoft.com/office/word/2024/wordml/sdtformatlock" xmlns:w16se="http://schemas.microsoft.com/office/word/2015/wordml/symex" xmlns:wpg="http://schemas.microsoft.com/office/word/2010/wordprocessingGroup" xmlns:wpi="http://schemas.microsoft.com/office/word/2010/wordprocessingInk" xmlns:wne="http://schemas.microsoft.com/office/word/2006/wordml" xmlns:wps="http://schemas.microsoft.com/office/word/2010/wordprocessingShape" mc:Ignorable="w14 w15 w16se w16cid w16 w16cex w16sdtdh w16sdtfl w16du wp14">
+<w:document xmlns:wpc="http://schemas.microsoft.com/office/word/2010/wordprocessingCanvas" xmlns:cx="http://schemas.microsoft.com/office/drawing/2014/chartex" xmlns:cx1="http://schemas.microsoft.com/office/drawing/2015/9/8/chartex" xmlns:cx2="http://schemas.microsoft.com/office/drawing/2015/10/21/chartex" xmlns:cx3="http://schemas.microsoft.com/office/drawing/2016/5/9/chartex" xmlns:cx4="http://schemas.microsoft.com/office/drawing/2016/5/10/chartex" xmlns:cx5="http://schemas.microsoft.com/office/drawing/2016/5/11/chartex" xmlns:cx6="http://schemas.microsoft.com/office/drawing/2016/5/12/chartex" xmlns:cx7="http://schemas.microsoft.com/office/drawing/2016/5/13/chartex" xmlns:cx8="http://schemas.microsoft.com/office/drawing/2016/5/14/chartex" xmlns:mc="http://schemas.openxmlformats.org/markup-compatibility/2006" xmlns:aink="http://schemas.microsoft.com/office/drawing/2016/ink" xmlns:am3d="http://schemas.microsoft.com/office/drawing/2017/model3d" xmlns:o="urn:schemas-microsoft-com:office:office" xmlns:r="http://schemas.openxmlformats.org/officeDocument/2006/relationships" xmlns:m="http://schemas.openxmlformats.org/officeDocument/2006/math" xmlns:v="urn:schemas-microsoft-com:vml" xmlns:wp14="http://schemas.microsoft.com/office/word/2010/wordprocessingDrawing" xmlns:wp="http://schemas.openxmlformats.org/drawingml/2006/wordprocessingDrawing" xmlns:w10="urn:schemas-microsoft-com:office:word" xmlns:w="http://schemas.openxmlformats.org/wordprocessingml/2006/main" xmlns:w14="http://schemas.microsoft.com/office/word/2010/wordml" xmlns:w15="http://schemas.microsoft.com/office/word/2012/wordml" xmlns:w16cex="http://schemas.microsoft.com/office/word/2018/wordml/cex" xmlns:w16cid="http://schemas.microsoft.com/office/word/2016/wordml/cid" xmlns:w16="http://schemas.microsoft.com/office/word/2018/wordml" xmlns:w16se="http://schemas.microsoft.com/office/word/2015/wordml/symex" xmlns:wpg="http://schemas.microsoft.com/office/word/2010/wordprocessingGroup" xmlns:wpi="http://schemas.microsoft.com/office/word/2010/wordprocessingInk" xmlns:wne="http://schemas.microsoft.com/office/word/2006/wordml" xmlns:wps="http://schemas.microsoft.com/office/word/2010/wordprocessingShape" mc:Ignorable="w14 w15 w16se w16cid w16 w16cex wp14">
   <w:body>
     <w:p>
       <w:pPr>
@@ -44,7 +44,28 @@
           <w:sz w:val="18"/>
           <w:szCs w:val="18"/>
         </w:rPr>
-        <w:t>Sabrina Auliya Arindhita</w:t>
+        <w:t>Sabrina Auliya Arindhit</w:t>
+      </w:r>
+      <w:r>
+        <w:rPr>
+          <w:rFonts w:ascii="Helvetica" w:hAnsi="Helvetica" w:cs="Times New Roman"/>
+          <w:b/>
+          <w:bCs/>
+          <w:sz w:val="18"/>
+          <w:szCs w:val="18"/>
+          <w:lang w:val="en-US"/>
+        </w:rPr>
+        <w:t xml:space="preserve">  </w:t>
+      </w:r>
+      <w:r>
+        <w:rPr>
+          <w:rFonts w:ascii="Helvetica" w:hAnsi="Helvetica" w:cs="Times New Roman"/>
+          <w:b/>
+          <w:bCs/>
+          <w:sz w:val="18"/>
+          <w:szCs w:val="18"/>
+        </w:rPr>
+        <w:t>a</w:t>
       </w:r>
       <w:r>
         <w:rPr>
@@ -213,25 +234,7 @@
             <w:sz w:val="14"/>
             <w:szCs w:val="14"/>
           </w:rPr>
-          <w:t>25031554</w:t>
-        </w:r>
-        <w:r>
-          <w:rPr>
-            <w:rStyle w:val="Hyperlink"/>
-            <w:rFonts w:ascii="Times New Roman" w:hAnsi="Times New Roman" w:cs="Times New Roman"/>
-            <w:sz w:val="14"/>
-            <w:szCs w:val="14"/>
-          </w:rPr>
-          <w:t>121</w:t>
-        </w:r>
-        <w:r>
-          <w:rPr>
-            <w:rStyle w:val="Hyperlink"/>
-            <w:rFonts w:ascii="Times New Roman" w:hAnsi="Times New Roman" w:cs="Times New Roman"/>
-            <w:sz w:val="14"/>
-            <w:szCs w:val="14"/>
-          </w:rPr>
-          <w:t>@mhs.unesa.ac.id</w:t>
+          <w:t>25031554121@mhs.unesa.ac.id</w:t>
         </w:r>
       </w:hyperlink>
     </w:p>
@@ -279,25 +282,7 @@
             <w:sz w:val="14"/>
             <w:szCs w:val="14"/>
           </w:rPr>
-          <w:t>25031554</w:t>
-        </w:r>
-        <w:r>
-          <w:rPr>
-            <w:rStyle w:val="Hyperlink"/>
-            <w:rFonts w:ascii="Times New Roman" w:hAnsi="Times New Roman" w:cs="Times New Roman"/>
-            <w:sz w:val="14"/>
-            <w:szCs w:val="14"/>
-          </w:rPr>
-          <w:t>257</w:t>
-        </w:r>
-        <w:r>
-          <w:rPr>
-            <w:rStyle w:val="Hyperlink"/>
-            <w:rFonts w:ascii="Times New Roman" w:hAnsi="Times New Roman" w:cs="Times New Roman"/>
-            <w:sz w:val="14"/>
-            <w:szCs w:val="14"/>
-          </w:rPr>
-          <w:t>@mhs.unesa.ac.id</w:t>
+          <w:t>25031554257@mhs.unesa.ac.id</w:t>
         </w:r>
       </w:hyperlink>
     </w:p>
@@ -337,15 +322,7 @@
           <w:sz w:val="14"/>
           <w:szCs w:val="14"/>
         </w:rPr>
-        <w:t>akultas Matematika dan Ilmu Pengetahuan Alam, Universitas Negeri Surabaya, Surabaya, 60231, Indonesia, email</w:t>
-      </w:r>
-      <w:r>
-        <w:rPr>
-          <w:rFonts w:ascii="Times New Roman" w:hAnsi="Times New Roman" w:cs="Times New Roman"/>
-          <w:sz w:val="14"/>
-          <w:szCs w:val="14"/>
-        </w:rPr>
-        <w:t xml:space="preserve">: </w:t>
+        <w:t xml:space="preserve">akultas Matematika dan Ilmu Pengetahuan Alam, Universitas Negeri Surabaya, Surabaya, 60231, Indonesia, email: </w:t>
       </w:r>
       <w:hyperlink r:id="rId9" w:history="1">
         <w:r>
@@ -532,7 +509,24 @@
           <w:sz w:val="20"/>
           <w:szCs w:val="20"/>
         </w:rPr>
-        <w:t>Era digital telah membawa perubahan dalam proses pembuatan kebijakan publik, di mana pemanfaatan data memungkinkan pemerintah untuk merancang intervensi yang lebih terarah dan berbasis bukti. Salah satu inisiatifnya adalah pembangunan Satu Data Indonesia (SDI) menjadi salah satu pondasi utama dalam mendukung pengambilan keputusan melalui tata kelola data yang terintegrasi akurat dan dapat diakses. Dalam bidang ekonomi nasional, Usaha Mikro, Kecil, dan Menengah (UMKM) memegang peran strategis sebagai salah satu pilar utama yang menyumbang lebih dari 60% terhadap Produk Domestik Bruto (PDB) dan menyerap sekitar 97% tenaga kerja nasional. Namun, efektivitas kebijakan pemberdayaan UMKM seringkali terhambat oleh pemecahan data dan ego dari sektor antarlembaga yang menyulitkan integrasi program pada skala nasional sehingga menyebabkan banyak ketimpangan terutama pada sektor literasi dan teknologi.</w:t>
+        <w:t>Era digital telah membawa perubahan dalam proses pembuatan kebijakan publik, di mana pemanfaatan data memungkinkan pemerintah untuk merancang intervensi yang lebih terarah dan berbasis bukti. Salah satu inisiatifnya adalah pembangunan Satu Data Indonesia (SDI) menjadi salah satu pondasi utama dalam mendukung pengambilan keputusan melalui tata kelola data yang terintegrasi akurat dan dapat diakses. Dalam bidang ekonomi nasional, Usaha Mikro, Kecil, dan Menengah (UMKM) memegang peran strategis sebagai salah satu pilar utama yang menyumbang lebih dari 60% terhadap Produk Domestik Bruto (PDB) dan menyerap sekitar 97% tenaga kerja nasional</w:t>
+      </w:r>
+      <w:r>
+        <w:rPr>
+          <w:rFonts w:ascii="Times New Roman" w:hAnsi="Times New Roman" w:cs="Times New Roman"/>
+          <w:sz w:val="20"/>
+          <w:szCs w:val="20"/>
+          <w:lang w:val="en-US"/>
+        </w:rPr>
+        <w:t>[1]</w:t>
+      </w:r>
+      <w:r>
+        <w:rPr>
+          <w:rFonts w:ascii="Times New Roman" w:hAnsi="Times New Roman" w:cs="Times New Roman"/>
+          <w:sz w:val="20"/>
+          <w:szCs w:val="20"/>
+        </w:rPr>
+        <w:t>. Namun, efektivitas kebijakan pemberdayaan UMKM seringkali terhambat oleh pemecahan data dan ego dari sektor antarlembaga yang menyulitkan integrasi program pada skala nasional sehingga menyebabkan banyak ketimpangan terutama pada sektor literasi dan teknologi.</w:t>
       </w:r>
     </w:p>
     <w:p>
@@ -1638,6 +1632,3724 @@
           <w:szCs w:val="22"/>
         </w:rPr>
         <w:t>”. Penelitian ini membahas perkembangan penyaluran kredit UMKM antarprovinsi menggunakan metode pemetaan spasial dan regresi data panel. Hasil penelitian penyaluran kredit UMKM di Indonesia terus meningkat, tetapi masih berpusat di wilayah Pulau Jawa. Penelitian ini menjadi referensi dalam melihat hubungan antara akses pembiayaan UMKM dan kesiapan digital di berbagai wilayah Indonesia.</w:t>
+      </w:r>
+    </w:p>
+    <w:p>
+      <w:pPr>
+        <w:spacing w:after="0"/>
+        <w:jc w:val="both"/>
+        <w:rPr>
+          <w:rFonts w:ascii="Times New Roman" w:hAnsi="Times New Roman" w:cs="Times New Roman"/>
+          <w:sz w:val="20"/>
+          <w:szCs w:val="20"/>
+        </w:rPr>
+      </w:pPr>
+    </w:p>
+    <w:p>
+      <w:pPr>
+        <w:pStyle w:val="ListParagraph"/>
+        <w:numPr>
+          <w:ilvl w:val="0"/>
+          <w:numId w:val="1"/>
+        </w:numPr>
+        <w:spacing w:after="0"/>
+        <w:ind w:left="426" w:hanging="284"/>
+        <w:jc w:val="both"/>
+        <w:rPr>
+          <w:rFonts w:ascii="Helvetica" w:hAnsi="Helvetica" w:cs="Times New Roman"/>
+          <w:b/>
+          <w:bCs/>
+          <w:sz w:val="18"/>
+          <w:szCs w:val="18"/>
+        </w:rPr>
+      </w:pPr>
+      <w:r>
+        <w:rPr>
+          <w:rFonts w:ascii="Helvetica" w:hAnsi="Helvetica" w:cs="Times New Roman"/>
+          <w:b/>
+          <w:bCs/>
+          <w:sz w:val="18"/>
+          <w:szCs w:val="18"/>
+          <w:lang w:val="en-US"/>
+        </w:rPr>
+        <w:t>SOLUSI USULA</w:t>
+      </w:r>
+      <w:r>
+        <w:rPr>
+          <w:rFonts w:ascii="Helvetica" w:hAnsi="Helvetica" w:cs="Times New Roman"/>
+          <w:b/>
+          <w:bCs/>
+          <w:sz w:val="18"/>
+          <w:szCs w:val="18"/>
+          <w:lang w:val="en-US"/>
+        </w:rPr>
+        <w:t>N</w:t>
+      </w:r>
+    </w:p>
+    <w:p>
+      <w:pPr>
+        <w:pStyle w:val="ListParagraph"/>
+        <w:numPr>
+          <w:ilvl w:val="0"/>
+          <w:numId w:val="7"/>
+        </w:numPr>
+        <w:spacing w:after="0"/>
+        <w:jc w:val="both"/>
+        <w:rPr>
+          <w:rFonts w:ascii="Helvetica" w:hAnsi="Helvetica" w:cs="Times New Roman"/>
+          <w:b/>
+          <w:bCs/>
+          <w:sz w:val="18"/>
+          <w:szCs w:val="18"/>
+        </w:rPr>
+      </w:pPr>
+      <w:r>
+        <w:rPr>
+          <w:rFonts w:ascii="Helvetica" w:hAnsi="Helvetica" w:cs="Times New Roman"/>
+          <w:b/>
+          <w:bCs/>
+          <w:sz w:val="18"/>
+          <w:szCs w:val="18"/>
+          <w:lang w:val="en-US"/>
+        </w:rPr>
+        <w:t>DEKSRIPSI SOLUSI</w:t>
+      </w:r>
+    </w:p>
+    <w:p>
+      <w:pPr>
+        <w:spacing w:after="0" w:line="240" w:lineRule="auto"/>
+        <w:ind w:firstLine="426"/>
+        <w:jc w:val="both"/>
+        <w:rPr>
+          <w:rFonts w:ascii="Times New Roman" w:hAnsi="Times New Roman" w:cs="Times New Roman"/>
+          <w:sz w:val="22"/>
+          <w:szCs w:val="22"/>
+          <w:lang w:val="en-US"/>
+        </w:rPr>
+      </w:pPr>
+      <w:r>
+        <w:rPr>
+          <w:rFonts w:ascii="Times New Roman" w:hAnsi="Times New Roman" w:cs="Times New Roman"/>
+          <w:sz w:val="22"/>
+          <w:szCs w:val="22"/>
+          <w:lang w:val="en-US"/>
+        </w:rPr>
+        <w:t xml:space="preserve">Solusi yang diusulkan dalam penelitian ini berfokus pada pemetaan prioritas intervensi pada kebijakan </w:t>
+      </w:r>
+      <w:r>
+        <w:rPr>
+          <w:rFonts w:ascii="Times New Roman" w:hAnsi="Times New Roman" w:cs="Times New Roman"/>
+          <w:sz w:val="22"/>
+          <w:szCs w:val="22"/>
+          <w:lang w:val="en-US"/>
+        </w:rPr>
+        <w:t xml:space="preserve">Pemerintah melalui klasterisasi seluruh provinsi di Indonesia berdasarkan cakupan kesiapan digital dan aksebilitas pembiayaan UMKM. Penelitian ini </w:t>
+      </w:r>
+      <w:r>
+        <w:rPr>
+          <w:rFonts w:ascii="Times New Roman" w:hAnsi="Times New Roman" w:cs="Times New Roman"/>
+          <w:sz w:val="22"/>
+          <w:szCs w:val="22"/>
+          <w:lang w:val="en-US"/>
+        </w:rPr>
+        <w:lastRenderedPageBreak/>
+        <w:t xml:space="preserve">menggunakan pendekatan </w:t>
+      </w:r>
+      <w:r>
+        <w:rPr>
+          <w:rFonts w:ascii="Times New Roman" w:hAnsi="Times New Roman" w:cs="Times New Roman"/>
+          <w:i/>
+          <w:iCs/>
+          <w:sz w:val="22"/>
+          <w:szCs w:val="22"/>
+          <w:lang w:val="en-US"/>
+        </w:rPr>
+        <w:t>unsupervised learning</w:t>
+      </w:r>
+      <w:r>
+        <w:rPr>
+          <w:rFonts w:ascii="Times New Roman" w:hAnsi="Times New Roman" w:cs="Times New Roman"/>
+          <w:sz w:val="22"/>
+          <w:szCs w:val="22"/>
+          <w:lang w:val="en-US"/>
+        </w:rPr>
+        <w:t xml:space="preserve"> yaitu dengan melakukan studi komparatif antara permodelan HBDSCAN dan GMM pada </w:t>
+      </w:r>
+      <w:r>
+        <w:rPr>
+          <w:rFonts w:ascii="Times New Roman" w:hAnsi="Times New Roman" w:cs="Times New Roman"/>
+          <w:sz w:val="22"/>
+          <w:szCs w:val="22"/>
+          <w:lang w:val="en-US"/>
+        </w:rPr>
+        <w:t>enam</w:t>
+      </w:r>
+      <w:r>
+        <w:rPr>
+          <w:rFonts w:ascii="Times New Roman" w:hAnsi="Times New Roman" w:cs="Times New Roman"/>
+          <w:sz w:val="22"/>
+          <w:szCs w:val="22"/>
+          <w:lang w:val="en-US"/>
+        </w:rPr>
+        <w:t xml:space="preserve"> scenario reduksi dengan dimensi. K</w:t>
+      </w:r>
+      <w:r>
+        <w:rPr>
+          <w:rFonts w:ascii="Times New Roman" w:hAnsi="Times New Roman" w:cs="Times New Roman"/>
+          <w:sz w:val="22"/>
+          <w:szCs w:val="22"/>
+          <w:lang w:val="en-US"/>
+        </w:rPr>
+        <w:t>erangka kerja penelitian yang diusulkan ditunjukk</w:t>
+      </w:r>
+      <w:r>
+        <w:rPr>
+          <w:rFonts w:ascii="Times New Roman" w:hAnsi="Times New Roman" w:cs="Times New Roman"/>
+          <w:sz w:val="22"/>
+          <w:szCs w:val="22"/>
+          <w:lang w:val="en-US"/>
+        </w:rPr>
+        <w:t>an pada Gambar 1.</w:t>
+      </w:r>
+    </w:p>
+    <w:p>
+      <w:pPr>
+        <w:spacing w:after="0" w:line="240" w:lineRule="auto"/>
+        <w:ind w:firstLine="426"/>
+        <w:jc w:val="both"/>
+        <w:rPr>
+          <w:rFonts w:ascii="Times New Roman" w:hAnsi="Times New Roman" w:cs="Times New Roman"/>
+          <w:sz w:val="22"/>
+          <w:szCs w:val="22"/>
+          <w:lang w:val="en-US"/>
+        </w:rPr>
+      </w:pPr>
+      <w:r>
+        <w:rPr>
+          <w:noProof/>
+        </w:rPr>
+        <w:drawing>
+          <wp:anchor distT="0" distB="0" distL="114300" distR="114300" simplePos="0" relativeHeight="251659264" behindDoc="1" locked="0" layoutInCell="1" allowOverlap="1" wp14:anchorId="58993C11" wp14:editId="41D2945A">
+            <wp:simplePos x="0" y="0"/>
+            <wp:positionH relativeFrom="column">
+              <wp:posOffset>571500</wp:posOffset>
+            </wp:positionH>
+            <wp:positionV relativeFrom="paragraph">
+              <wp:posOffset>203835</wp:posOffset>
+            </wp:positionV>
+            <wp:extent cx="2169795" cy="1518920"/>
+            <wp:effectExtent l="0" t="0" r="1905" b="5080"/>
+            <wp:wrapSquare wrapText="bothSides"/>
+            <wp:docPr id="1" name="Picture 1"/>
+            <wp:cNvGraphicFramePr>
+              <a:graphicFrameLocks xmlns:a="http://schemas.openxmlformats.org/drawingml/2006/main" noChangeAspect="1"/>
+            </wp:cNvGraphicFramePr>
+            <a:graphic xmlns:a="http://schemas.openxmlformats.org/drawingml/2006/main">
+              <a:graphicData uri="http://schemas.openxmlformats.org/drawingml/2006/picture">
+                <pic:pic xmlns:pic="http://schemas.openxmlformats.org/drawingml/2006/picture">
+                  <pic:nvPicPr>
+                    <pic:cNvPr id="0" name="Picture 2"/>
+                    <pic:cNvPicPr>
+                      <a:picLocks noChangeAspect="1" noChangeArrowheads="1"/>
+                    </pic:cNvPicPr>
+                  </pic:nvPicPr>
+                  <pic:blipFill>
+                    <a:blip r:embed="rId10" cstate="print">
+                      <a:extLst>
+                        <a:ext uri="{28A0092B-C50C-407E-A947-70E740481C1C}">
+                          <a14:useLocalDpi xmlns:a14="http://schemas.microsoft.com/office/drawing/2010/main" val="0"/>
+                        </a:ext>
+                      </a:extLst>
+                    </a:blip>
+                    <a:srcRect/>
+                    <a:stretch>
+                      <a:fillRect/>
+                    </a:stretch>
+                  </pic:blipFill>
+                  <pic:spPr bwMode="auto">
+                    <a:xfrm>
+                      <a:off x="0" y="0"/>
+                      <a:ext cx="2169795" cy="1518920"/>
+                    </a:xfrm>
+                    <a:prstGeom prst="rect">
+                      <a:avLst/>
+                    </a:prstGeom>
+                    <a:noFill/>
+                    <a:ln>
+                      <a:noFill/>
+                    </a:ln>
+                  </pic:spPr>
+                </pic:pic>
+              </a:graphicData>
+            </a:graphic>
+            <wp14:sizeRelH relativeFrom="page">
+              <wp14:pctWidth>0</wp14:pctWidth>
+            </wp14:sizeRelH>
+            <wp14:sizeRelV relativeFrom="page">
+              <wp14:pctHeight>0</wp14:pctHeight>
+            </wp14:sizeRelV>
+          </wp:anchor>
+        </w:drawing>
+      </w:r>
+    </w:p>
+    <w:p>
+      <w:pPr>
+        <w:pStyle w:val="ListParagraph"/>
+        <w:numPr>
+          <w:ilvl w:val="0"/>
+          <w:numId w:val="7"/>
+        </w:numPr>
+        <w:spacing w:after="0" w:line="240" w:lineRule="auto"/>
+        <w:jc w:val="both"/>
+        <w:rPr>
+          <w:rFonts w:ascii="Helvetica" w:hAnsi="Helvetica" w:cs="Times New Roman"/>
+          <w:b/>
+          <w:bCs/>
+          <w:sz w:val="18"/>
+          <w:szCs w:val="18"/>
+        </w:rPr>
+      </w:pPr>
+      <w:r>
+        <w:rPr>
+          <w:rFonts w:ascii="Helvetica" w:hAnsi="Helvetica" w:cs="Times New Roman"/>
+          <w:b/>
+          <w:bCs/>
+          <w:sz w:val="18"/>
+          <w:szCs w:val="18"/>
+          <w:lang w:val="en-US"/>
+        </w:rPr>
+        <w:t>AKUISISI DA</w:t>
+      </w:r>
+      <w:r>
+        <w:rPr>
+          <w:rFonts w:ascii="Helvetica" w:hAnsi="Helvetica" w:cs="Times New Roman"/>
+          <w:b/>
+          <w:bCs/>
+          <w:sz w:val="18"/>
+          <w:szCs w:val="18"/>
+          <w:lang w:val="en-US"/>
+        </w:rPr>
+        <w:t>TA</w:t>
+      </w:r>
+    </w:p>
+    <w:p>
+      <w:pPr>
+        <w:spacing w:after="0" w:line="240" w:lineRule="auto"/>
+        <w:ind w:firstLine="426"/>
+        <w:jc w:val="both"/>
+        <w:rPr>
+          <w:rFonts w:ascii="Times New Roman" w:hAnsi="Times New Roman" w:cs="Times New Roman"/>
+          <w:sz w:val="22"/>
+          <w:szCs w:val="22"/>
+          <w:lang w:val="en-US"/>
+        </w:rPr>
+      </w:pPr>
+      <w:r>
+        <w:rPr>
+          <w:rFonts w:ascii="Times New Roman" w:hAnsi="Times New Roman" w:cs="Times New Roman"/>
+          <w:sz w:val="22"/>
+          <w:szCs w:val="22"/>
+          <w:lang w:val="en-US"/>
+        </w:rPr>
+        <w:t>Data yang digunakan bersumber dari indikator multidimensi ting</w:t>
+      </w:r>
+      <w:r>
+        <w:rPr>
+          <w:rFonts w:ascii="Times New Roman" w:hAnsi="Times New Roman" w:cs="Times New Roman"/>
+          <w:sz w:val="22"/>
+          <w:szCs w:val="22"/>
+          <w:lang w:val="en-US"/>
+        </w:rPr>
+        <w:t xml:space="preserve">kat provinsi dari 38 Provinsi di </w:t>
+      </w:r>
+      <w:proofErr w:type="gramStart"/>
+      <w:r>
+        <w:rPr>
+          <w:rFonts w:ascii="Times New Roman" w:hAnsi="Times New Roman" w:cs="Times New Roman"/>
+          <w:sz w:val="22"/>
+          <w:szCs w:val="22"/>
+          <w:lang w:val="en-US"/>
+        </w:rPr>
+        <w:t>Indonesia(</w:t>
+      </w:r>
+      <w:proofErr w:type="gramEnd"/>
+      <w:r>
+        <w:rPr>
+          <w:rFonts w:ascii="Times New Roman" w:hAnsi="Times New Roman" w:cs="Times New Roman"/>
+          <w:sz w:val="22"/>
+          <w:szCs w:val="22"/>
+          <w:lang w:val="en-US"/>
+        </w:rPr>
+        <w:t xml:space="preserve">termasuk Provinsi pemekaran Papua). Dataset dikompilasi dari beberapa sumber resmi pemerintah, </w:t>
+      </w:r>
+      <w:r>
+        <w:rPr>
+          <w:rFonts w:ascii="Times New Roman" w:hAnsi="Times New Roman" w:cs="Times New Roman"/>
+          <w:sz w:val="22"/>
+          <w:szCs w:val="22"/>
+          <w:lang w:val="en-US"/>
+        </w:rPr>
+        <w:t>sebagaimana disajikan pada Tabel I</w:t>
+      </w:r>
+    </w:p>
+    <w:p>
+      <w:pPr>
+        <w:spacing w:after="0" w:line="240" w:lineRule="auto"/>
+        <w:ind w:firstLine="426"/>
+        <w:jc w:val="both"/>
+        <w:rPr>
+          <w:rFonts w:ascii="Times New Roman" w:hAnsi="Times New Roman" w:cs="Times New Roman"/>
+          <w:sz w:val="22"/>
+          <w:szCs w:val="22"/>
+          <w:lang w:val="en-US"/>
+        </w:rPr>
+      </w:pPr>
+    </w:p>
+    <w:tbl>
+      <w:tblPr>
+        <w:tblStyle w:val="TableGrid"/>
+        <w:tblW w:w="5042" w:type="dxa"/>
+        <w:tblLook w:val="04A0" w:firstRow="1" w:lastRow="0" w:firstColumn="1" w:lastColumn="0" w:noHBand="0" w:noVBand="1"/>
+      </w:tblPr>
+      <w:tblGrid>
+        <w:gridCol w:w="1082"/>
+        <w:gridCol w:w="2901"/>
+        <w:gridCol w:w="1059"/>
+      </w:tblGrid>
+      <w:tr>
+        <w:trPr>
+          <w:trHeight w:val="213"/>
+        </w:trPr>
+        <w:tc>
+          <w:tcPr>
+            <w:tcW w:w="1082" w:type="dxa"/>
+          </w:tcPr>
+          <w:p>
+            <w:pPr>
+              <w:jc w:val="both"/>
+              <w:rPr>
+                <w:rFonts w:ascii="Times New Roman" w:hAnsi="Times New Roman" w:cs="Times New Roman"/>
+                <w:b/>
+                <w:bCs/>
+                <w:sz w:val="16"/>
+                <w:szCs w:val="16"/>
+                <w:lang w:val="en-US"/>
+              </w:rPr>
+            </w:pPr>
+            <w:r>
+              <w:rPr>
+                <w:rFonts w:ascii="Times New Roman" w:hAnsi="Times New Roman" w:cs="Times New Roman"/>
+                <w:b/>
+                <w:bCs/>
+                <w:sz w:val="16"/>
+                <w:szCs w:val="16"/>
+                <w:lang w:val="en-US"/>
+              </w:rPr>
+              <w:t>Dimensi</w:t>
+            </w:r>
+          </w:p>
+        </w:tc>
+        <w:tc>
+          <w:tcPr>
+            <w:tcW w:w="2901" w:type="dxa"/>
+          </w:tcPr>
+          <w:p>
+            <w:pPr>
+              <w:jc w:val="both"/>
+              <w:rPr>
+                <w:rFonts w:ascii="Times New Roman" w:hAnsi="Times New Roman" w:cs="Times New Roman"/>
+                <w:b/>
+                <w:bCs/>
+                <w:sz w:val="16"/>
+                <w:szCs w:val="16"/>
+                <w:lang w:val="en-US"/>
+              </w:rPr>
+            </w:pPr>
+            <w:r>
+              <w:rPr>
+                <w:rFonts w:ascii="Times New Roman" w:hAnsi="Times New Roman" w:cs="Times New Roman"/>
+                <w:b/>
+                <w:bCs/>
+                <w:sz w:val="16"/>
+                <w:szCs w:val="16"/>
+                <w:lang w:val="en-US"/>
+              </w:rPr>
+              <w:t>Variabel</w:t>
+            </w:r>
+          </w:p>
+        </w:tc>
+        <w:tc>
+          <w:tcPr>
+            <w:tcW w:w="1059" w:type="dxa"/>
+          </w:tcPr>
+          <w:p>
+            <w:pPr>
+              <w:jc w:val="both"/>
+              <w:rPr>
+                <w:rFonts w:ascii="Times New Roman" w:hAnsi="Times New Roman" w:cs="Times New Roman"/>
+                <w:b/>
+                <w:bCs/>
+                <w:sz w:val="16"/>
+                <w:szCs w:val="16"/>
+                <w:lang w:val="en-US"/>
+              </w:rPr>
+            </w:pPr>
+            <w:r>
+              <w:rPr>
+                <w:rFonts w:ascii="Times New Roman" w:hAnsi="Times New Roman" w:cs="Times New Roman"/>
+                <w:b/>
+                <w:bCs/>
+                <w:sz w:val="16"/>
+                <w:szCs w:val="16"/>
+                <w:lang w:val="en-US"/>
+              </w:rPr>
+              <w:t>Sumber</w:t>
+            </w:r>
+          </w:p>
+        </w:tc>
+      </w:tr>
+      <w:tr>
+        <w:trPr>
+          <w:trHeight w:val="436"/>
+        </w:trPr>
+        <w:tc>
+          <w:tcPr>
+            <w:tcW w:w="1082" w:type="dxa"/>
+          </w:tcPr>
+          <w:p>
+            <w:pPr>
+              <w:jc w:val="both"/>
+              <w:rPr>
+                <w:rFonts w:ascii="Times New Roman" w:hAnsi="Times New Roman" w:cs="Times New Roman"/>
+                <w:b/>
+                <w:bCs/>
+                <w:sz w:val="16"/>
+                <w:szCs w:val="16"/>
+                <w:lang w:val="en-US"/>
+              </w:rPr>
+            </w:pPr>
+            <w:r>
+              <w:rPr>
+                <w:rFonts w:ascii="Times New Roman" w:hAnsi="Times New Roman" w:cs="Times New Roman"/>
+                <w:b/>
+                <w:bCs/>
+                <w:sz w:val="16"/>
+                <w:szCs w:val="16"/>
+                <w:lang w:val="en-US"/>
+              </w:rPr>
+              <w:t>Kesiapan Digital</w:t>
+            </w:r>
+          </w:p>
+        </w:tc>
+        <w:tc>
+          <w:tcPr>
+            <w:tcW w:w="2901" w:type="dxa"/>
+          </w:tcPr>
+          <w:p>
+            <w:pPr>
+              <w:jc w:val="both"/>
+              <w:rPr>
+                <w:rFonts w:ascii="Times New Roman" w:hAnsi="Times New Roman" w:cs="Times New Roman"/>
+                <w:sz w:val="16"/>
+                <w:szCs w:val="16"/>
+                <w:lang w:val="en-US"/>
+              </w:rPr>
+            </w:pPr>
+            <w:r>
+              <w:rPr>
+                <w:rFonts w:ascii="Times New Roman" w:hAnsi="Times New Roman" w:cs="Times New Roman"/>
+                <w:sz w:val="16"/>
+                <w:szCs w:val="16"/>
+                <w:lang w:val="en-US"/>
+              </w:rPr>
+              <w:t>Indeks Pembangunan Manusia (IPM)</w:t>
+            </w:r>
+          </w:p>
+        </w:tc>
+        <w:tc>
+          <w:tcPr>
+            <w:tcW w:w="1059" w:type="dxa"/>
+          </w:tcPr>
+          <w:p>
+            <w:pPr>
+              <w:jc w:val="both"/>
+              <w:rPr>
+                <w:rFonts w:ascii="Times New Roman" w:hAnsi="Times New Roman" w:cs="Times New Roman"/>
+                <w:sz w:val="16"/>
+                <w:szCs w:val="16"/>
+                <w:lang w:val="en-US"/>
+              </w:rPr>
+            </w:pPr>
+            <w:r>
+              <w:rPr>
+                <w:rFonts w:ascii="Times New Roman" w:hAnsi="Times New Roman" w:cs="Times New Roman"/>
+                <w:sz w:val="16"/>
+                <w:szCs w:val="16"/>
+                <w:lang w:val="en-US"/>
+              </w:rPr>
+              <w:t>BPS</w:t>
+            </w:r>
+          </w:p>
+        </w:tc>
+      </w:tr>
+      <w:tr>
+        <w:trPr>
+          <w:trHeight w:val="213"/>
+        </w:trPr>
+        <w:tc>
+          <w:tcPr>
+            <w:tcW w:w="1082" w:type="dxa"/>
+          </w:tcPr>
+          <w:p>
+            <w:pPr>
+              <w:jc w:val="both"/>
+              <w:rPr>
+                <w:rFonts w:ascii="Times New Roman" w:hAnsi="Times New Roman" w:cs="Times New Roman"/>
+                <w:b/>
+                <w:bCs/>
+                <w:sz w:val="16"/>
+                <w:szCs w:val="16"/>
+                <w:lang w:val="en-US"/>
+              </w:rPr>
+            </w:pPr>
+          </w:p>
+        </w:tc>
+        <w:tc>
+          <w:tcPr>
+            <w:tcW w:w="2901" w:type="dxa"/>
+          </w:tcPr>
+          <w:p>
+            <w:pPr>
+              <w:jc w:val="both"/>
+              <w:rPr>
+                <w:rFonts w:ascii="Times New Roman" w:hAnsi="Times New Roman" w:cs="Times New Roman"/>
+                <w:sz w:val="16"/>
+                <w:szCs w:val="16"/>
+                <w:lang w:val="en-US"/>
+              </w:rPr>
+            </w:pPr>
+            <w:r>
+              <w:rPr>
+                <w:rFonts w:ascii="Times New Roman" w:hAnsi="Times New Roman" w:cs="Times New Roman"/>
+                <w:sz w:val="16"/>
+                <w:szCs w:val="16"/>
+                <w:lang w:val="en-US"/>
+              </w:rPr>
+              <w:t>Infrastruktur Desa (%)</w:t>
+            </w:r>
+          </w:p>
+        </w:tc>
+        <w:tc>
+          <w:tcPr>
+            <w:tcW w:w="1059" w:type="dxa"/>
+          </w:tcPr>
+          <w:p>
+            <w:pPr>
+              <w:jc w:val="both"/>
+              <w:rPr>
+                <w:rFonts w:ascii="Times New Roman" w:hAnsi="Times New Roman" w:cs="Times New Roman"/>
+                <w:sz w:val="16"/>
+                <w:szCs w:val="16"/>
+                <w:lang w:val="en-US"/>
+              </w:rPr>
+            </w:pPr>
+            <w:r>
+              <w:rPr>
+                <w:rFonts w:ascii="Times New Roman" w:hAnsi="Times New Roman" w:cs="Times New Roman"/>
+                <w:sz w:val="16"/>
+                <w:szCs w:val="16"/>
+                <w:lang w:val="en-US"/>
+              </w:rPr>
+              <w:t>BPS</w:t>
+            </w:r>
+          </w:p>
+        </w:tc>
+      </w:tr>
+      <w:tr>
+        <w:trPr>
+          <w:trHeight w:val="436"/>
+        </w:trPr>
+        <w:tc>
+          <w:tcPr>
+            <w:tcW w:w="1082" w:type="dxa"/>
+          </w:tcPr>
+          <w:p>
+            <w:pPr>
+              <w:jc w:val="both"/>
+              <w:rPr>
+                <w:rFonts w:ascii="Times New Roman" w:hAnsi="Times New Roman" w:cs="Times New Roman"/>
+                <w:b/>
+                <w:bCs/>
+                <w:sz w:val="16"/>
+                <w:szCs w:val="16"/>
+                <w:lang w:val="en-US"/>
+              </w:rPr>
+            </w:pPr>
+          </w:p>
+        </w:tc>
+        <w:tc>
+          <w:tcPr>
+            <w:tcW w:w="2901" w:type="dxa"/>
+          </w:tcPr>
+          <w:p>
+            <w:pPr>
+              <w:jc w:val="both"/>
+              <w:rPr>
+                <w:rFonts w:ascii="Times New Roman" w:hAnsi="Times New Roman" w:cs="Times New Roman"/>
+                <w:sz w:val="16"/>
+                <w:szCs w:val="16"/>
+                <w:lang w:val="en-US"/>
+              </w:rPr>
+            </w:pPr>
+            <w:r>
+              <w:rPr>
+                <w:rFonts w:ascii="Times New Roman" w:hAnsi="Times New Roman" w:cs="Times New Roman"/>
+                <w:sz w:val="16"/>
+                <w:szCs w:val="16"/>
+                <w:lang w:val="en-US"/>
+              </w:rPr>
+              <w:t>Indeks Masyarakat Digital Indonesia (IMDI)</w:t>
+            </w:r>
+          </w:p>
+        </w:tc>
+        <w:tc>
+          <w:tcPr>
+            <w:tcW w:w="1059" w:type="dxa"/>
+          </w:tcPr>
+          <w:p>
+            <w:pPr>
+              <w:jc w:val="both"/>
+              <w:rPr>
+                <w:rFonts w:ascii="Times New Roman" w:hAnsi="Times New Roman" w:cs="Times New Roman"/>
+                <w:sz w:val="16"/>
+                <w:szCs w:val="16"/>
+                <w:lang w:val="en-US"/>
+              </w:rPr>
+            </w:pPr>
+            <w:r>
+              <w:rPr>
+                <w:rFonts w:ascii="Times New Roman" w:hAnsi="Times New Roman" w:cs="Times New Roman"/>
+                <w:sz w:val="16"/>
+                <w:szCs w:val="16"/>
+                <w:lang w:val="en-US"/>
+              </w:rPr>
+              <w:t>Kominfo</w:t>
+            </w:r>
+          </w:p>
+        </w:tc>
+      </w:tr>
+      <w:tr>
+        <w:trPr>
+          <w:trHeight w:val="213"/>
+        </w:trPr>
+        <w:tc>
+          <w:tcPr>
+            <w:tcW w:w="1082" w:type="dxa"/>
+          </w:tcPr>
+          <w:p>
+            <w:pPr>
+              <w:jc w:val="both"/>
+              <w:rPr>
+                <w:rFonts w:ascii="Times New Roman" w:hAnsi="Times New Roman" w:cs="Times New Roman"/>
+                <w:b/>
+                <w:bCs/>
+                <w:sz w:val="16"/>
+                <w:szCs w:val="16"/>
+                <w:lang w:val="en-US"/>
+              </w:rPr>
+            </w:pPr>
+          </w:p>
+        </w:tc>
+        <w:tc>
+          <w:tcPr>
+            <w:tcW w:w="2901" w:type="dxa"/>
+          </w:tcPr>
+          <w:p>
+            <w:pPr>
+              <w:jc w:val="both"/>
+              <w:rPr>
+                <w:rFonts w:ascii="Times New Roman" w:hAnsi="Times New Roman" w:cs="Times New Roman"/>
+                <w:sz w:val="16"/>
+                <w:szCs w:val="16"/>
+                <w:lang w:val="en-US"/>
+              </w:rPr>
+            </w:pPr>
+            <w:r>
+              <w:rPr>
+                <w:rFonts w:ascii="Times New Roman" w:hAnsi="Times New Roman" w:cs="Times New Roman"/>
+                <w:sz w:val="16"/>
+                <w:szCs w:val="16"/>
+                <w:lang w:val="en-US"/>
+              </w:rPr>
+              <w:t>Persentase E-Commerce (%)</w:t>
+            </w:r>
+          </w:p>
+        </w:tc>
+        <w:tc>
+          <w:tcPr>
+            <w:tcW w:w="1059" w:type="dxa"/>
+          </w:tcPr>
+          <w:p>
+            <w:pPr>
+              <w:jc w:val="both"/>
+              <w:rPr>
+                <w:rFonts w:ascii="Times New Roman" w:hAnsi="Times New Roman" w:cs="Times New Roman"/>
+                <w:sz w:val="16"/>
+                <w:szCs w:val="16"/>
+                <w:lang w:val="en-US"/>
+              </w:rPr>
+            </w:pPr>
+            <w:r>
+              <w:rPr>
+                <w:rFonts w:ascii="Times New Roman" w:hAnsi="Times New Roman" w:cs="Times New Roman"/>
+                <w:sz w:val="16"/>
+                <w:szCs w:val="16"/>
+                <w:lang w:val="en-US"/>
+              </w:rPr>
+              <w:t>BPS</w:t>
+            </w:r>
+          </w:p>
+        </w:tc>
+      </w:tr>
+      <w:tr>
+        <w:trPr>
+          <w:trHeight w:val="213"/>
+        </w:trPr>
+        <w:tc>
+          <w:tcPr>
+            <w:tcW w:w="1082" w:type="dxa"/>
+          </w:tcPr>
+          <w:p>
+            <w:pPr>
+              <w:jc w:val="both"/>
+              <w:rPr>
+                <w:rFonts w:ascii="Times New Roman" w:hAnsi="Times New Roman" w:cs="Times New Roman"/>
+                <w:b/>
+                <w:bCs/>
+                <w:sz w:val="16"/>
+                <w:szCs w:val="16"/>
+                <w:lang w:val="en-US"/>
+              </w:rPr>
+            </w:pPr>
+          </w:p>
+        </w:tc>
+        <w:tc>
+          <w:tcPr>
+            <w:tcW w:w="2901" w:type="dxa"/>
+          </w:tcPr>
+          <w:p>
+            <w:pPr>
+              <w:jc w:val="both"/>
+              <w:rPr>
+                <w:rFonts w:ascii="Times New Roman" w:hAnsi="Times New Roman" w:cs="Times New Roman"/>
+                <w:sz w:val="16"/>
+                <w:szCs w:val="16"/>
+                <w:lang w:val="en-US"/>
+              </w:rPr>
+            </w:pPr>
+            <w:r>
+              <w:rPr>
+                <w:rFonts w:ascii="Times New Roman" w:hAnsi="Times New Roman" w:cs="Times New Roman"/>
+                <w:sz w:val="16"/>
+                <w:szCs w:val="16"/>
+                <w:lang w:val="en-US"/>
+              </w:rPr>
+              <w:t>Penetrasi Internet</w:t>
+            </w:r>
+            <w:r>
+              <w:rPr>
+                <w:rFonts w:ascii="Times New Roman" w:hAnsi="Times New Roman" w:cs="Times New Roman"/>
+                <w:sz w:val="16"/>
+                <w:szCs w:val="16"/>
+                <w:lang w:val="en-US"/>
+              </w:rPr>
+              <w:t xml:space="preserve"> (%)</w:t>
+            </w:r>
+          </w:p>
+        </w:tc>
+        <w:tc>
+          <w:tcPr>
+            <w:tcW w:w="1059" w:type="dxa"/>
+          </w:tcPr>
+          <w:p>
+            <w:pPr>
+              <w:jc w:val="both"/>
+              <w:rPr>
+                <w:rFonts w:ascii="Times New Roman" w:hAnsi="Times New Roman" w:cs="Times New Roman"/>
+                <w:sz w:val="16"/>
+                <w:szCs w:val="16"/>
+                <w:lang w:val="en-US"/>
+              </w:rPr>
+            </w:pPr>
+            <w:r>
+              <w:rPr>
+                <w:rFonts w:ascii="Times New Roman" w:hAnsi="Times New Roman" w:cs="Times New Roman"/>
+                <w:sz w:val="16"/>
+                <w:szCs w:val="16"/>
+                <w:lang w:val="en-US"/>
+              </w:rPr>
+              <w:t>BPS</w:t>
+            </w:r>
+          </w:p>
+        </w:tc>
+      </w:tr>
+      <w:tr>
+        <w:trPr>
+          <w:trHeight w:val="222"/>
+        </w:trPr>
+        <w:tc>
+          <w:tcPr>
+            <w:tcW w:w="1082" w:type="dxa"/>
+          </w:tcPr>
+          <w:p>
+            <w:pPr>
+              <w:jc w:val="both"/>
+              <w:rPr>
+                <w:rFonts w:ascii="Times New Roman" w:hAnsi="Times New Roman" w:cs="Times New Roman"/>
+                <w:b/>
+                <w:bCs/>
+                <w:sz w:val="16"/>
+                <w:szCs w:val="16"/>
+                <w:lang w:val="en-US"/>
+              </w:rPr>
+            </w:pPr>
+          </w:p>
+        </w:tc>
+        <w:tc>
+          <w:tcPr>
+            <w:tcW w:w="2901" w:type="dxa"/>
+          </w:tcPr>
+          <w:p>
+            <w:pPr>
+              <w:jc w:val="both"/>
+              <w:rPr>
+                <w:rFonts w:ascii="Times New Roman" w:hAnsi="Times New Roman" w:cs="Times New Roman"/>
+                <w:sz w:val="16"/>
+                <w:szCs w:val="16"/>
+                <w:lang w:val="en-US"/>
+              </w:rPr>
+            </w:pPr>
+            <w:r>
+              <w:rPr>
+                <w:rFonts w:ascii="Times New Roman" w:hAnsi="Times New Roman" w:cs="Times New Roman"/>
+                <w:sz w:val="16"/>
+                <w:szCs w:val="16"/>
+                <w:lang w:val="en-US"/>
+              </w:rPr>
+              <w:t>Pelatihan TIK</w:t>
+            </w:r>
+          </w:p>
+        </w:tc>
+        <w:tc>
+          <w:tcPr>
+            <w:tcW w:w="1059" w:type="dxa"/>
+          </w:tcPr>
+          <w:p>
+            <w:pPr>
+              <w:jc w:val="both"/>
+              <w:rPr>
+                <w:rFonts w:ascii="Times New Roman" w:hAnsi="Times New Roman" w:cs="Times New Roman"/>
+                <w:sz w:val="16"/>
+                <w:szCs w:val="16"/>
+                <w:lang w:val="en-US"/>
+              </w:rPr>
+            </w:pPr>
+            <w:r>
+              <w:rPr>
+                <w:rFonts w:ascii="Times New Roman" w:hAnsi="Times New Roman" w:cs="Times New Roman"/>
+                <w:sz w:val="16"/>
+                <w:szCs w:val="16"/>
+                <w:lang w:val="en-US"/>
+              </w:rPr>
+              <w:t>BPS</w:t>
+            </w:r>
+          </w:p>
+        </w:tc>
+      </w:tr>
+      <w:tr>
+        <w:trPr>
+          <w:trHeight w:val="213"/>
+        </w:trPr>
+        <w:tc>
+          <w:tcPr>
+            <w:tcW w:w="1082" w:type="dxa"/>
+          </w:tcPr>
+          <w:p>
+            <w:pPr>
+              <w:jc w:val="both"/>
+              <w:rPr>
+                <w:rFonts w:ascii="Times New Roman" w:hAnsi="Times New Roman" w:cs="Times New Roman"/>
+                <w:b/>
+                <w:bCs/>
+                <w:sz w:val="16"/>
+                <w:szCs w:val="16"/>
+                <w:lang w:val="en-US"/>
+              </w:rPr>
+            </w:pPr>
+          </w:p>
+        </w:tc>
+        <w:tc>
+          <w:tcPr>
+            <w:tcW w:w="2901" w:type="dxa"/>
+          </w:tcPr>
+          <w:p>
+            <w:pPr>
+              <w:jc w:val="both"/>
+              <w:rPr>
+                <w:rFonts w:ascii="Times New Roman" w:hAnsi="Times New Roman" w:cs="Times New Roman"/>
+                <w:sz w:val="16"/>
+                <w:szCs w:val="16"/>
+                <w:lang w:val="en-US"/>
+              </w:rPr>
+            </w:pPr>
+            <w:r>
+              <w:rPr>
+                <w:rFonts w:ascii="Times New Roman" w:hAnsi="Times New Roman" w:cs="Times New Roman"/>
+                <w:sz w:val="16"/>
+                <w:szCs w:val="16"/>
+                <w:lang w:val="en-US"/>
+              </w:rPr>
+              <w:t>Level TIK</w:t>
+            </w:r>
+          </w:p>
+        </w:tc>
+        <w:tc>
+          <w:tcPr>
+            <w:tcW w:w="1059" w:type="dxa"/>
+          </w:tcPr>
+          <w:p>
+            <w:pPr>
+              <w:jc w:val="both"/>
+              <w:rPr>
+                <w:rFonts w:ascii="Times New Roman" w:hAnsi="Times New Roman" w:cs="Times New Roman"/>
+                <w:sz w:val="16"/>
+                <w:szCs w:val="16"/>
+                <w:lang w:val="en-US"/>
+              </w:rPr>
+            </w:pPr>
+            <w:r>
+              <w:rPr>
+                <w:rFonts w:ascii="Times New Roman" w:hAnsi="Times New Roman" w:cs="Times New Roman"/>
+                <w:sz w:val="16"/>
+                <w:szCs w:val="16"/>
+                <w:lang w:val="en-US"/>
+              </w:rPr>
+              <w:t>BPS</w:t>
+            </w:r>
+          </w:p>
+        </w:tc>
+      </w:tr>
+      <w:tr>
+        <w:trPr>
+          <w:trHeight w:val="213"/>
+        </w:trPr>
+        <w:tc>
+          <w:tcPr>
+            <w:tcW w:w="1082" w:type="dxa"/>
+          </w:tcPr>
+          <w:p>
+            <w:pPr>
+              <w:jc w:val="both"/>
+              <w:rPr>
+                <w:rFonts w:ascii="Times New Roman" w:hAnsi="Times New Roman" w:cs="Times New Roman"/>
+                <w:b/>
+                <w:bCs/>
+                <w:sz w:val="16"/>
+                <w:szCs w:val="16"/>
+                <w:lang w:val="en-US"/>
+              </w:rPr>
+            </w:pPr>
+          </w:p>
+        </w:tc>
+        <w:tc>
+          <w:tcPr>
+            <w:tcW w:w="2901" w:type="dxa"/>
+          </w:tcPr>
+          <w:p>
+            <w:pPr>
+              <w:jc w:val="both"/>
+              <w:rPr>
+                <w:rFonts w:ascii="Times New Roman" w:hAnsi="Times New Roman" w:cs="Times New Roman"/>
+                <w:sz w:val="16"/>
+                <w:szCs w:val="16"/>
+                <w:lang w:val="en-US"/>
+              </w:rPr>
+            </w:pPr>
+            <w:r>
+              <w:rPr>
+                <w:rFonts w:ascii="Times New Roman" w:hAnsi="Times New Roman" w:cs="Times New Roman"/>
+                <w:sz w:val="16"/>
+                <w:szCs w:val="16"/>
+                <w:lang w:val="en-US"/>
+              </w:rPr>
+              <w:t xml:space="preserve">Pembayarn </w:t>
+            </w:r>
+            <w:proofErr w:type="gramStart"/>
+            <w:r>
+              <w:rPr>
+                <w:rFonts w:ascii="Times New Roman" w:hAnsi="Times New Roman" w:cs="Times New Roman"/>
+                <w:sz w:val="16"/>
+                <w:szCs w:val="16"/>
+                <w:lang w:val="en-US"/>
+              </w:rPr>
+              <w:t>Digital(</w:t>
+            </w:r>
+            <w:proofErr w:type="gramEnd"/>
+            <w:r>
+              <w:rPr>
+                <w:rFonts w:ascii="Times New Roman" w:hAnsi="Times New Roman" w:cs="Times New Roman"/>
+                <w:sz w:val="16"/>
+                <w:szCs w:val="16"/>
+                <w:lang w:val="en-US"/>
+              </w:rPr>
+              <w:t>%)</w:t>
+            </w:r>
+          </w:p>
+        </w:tc>
+        <w:tc>
+          <w:tcPr>
+            <w:tcW w:w="1059" w:type="dxa"/>
+          </w:tcPr>
+          <w:p>
+            <w:pPr>
+              <w:jc w:val="both"/>
+              <w:rPr>
+                <w:rFonts w:ascii="Times New Roman" w:hAnsi="Times New Roman" w:cs="Times New Roman"/>
+                <w:sz w:val="16"/>
+                <w:szCs w:val="16"/>
+                <w:lang w:val="en-US"/>
+              </w:rPr>
+            </w:pPr>
+            <w:r>
+              <w:rPr>
+                <w:rFonts w:ascii="Times New Roman" w:hAnsi="Times New Roman" w:cs="Times New Roman"/>
+                <w:sz w:val="16"/>
+                <w:szCs w:val="16"/>
+                <w:lang w:val="en-US"/>
+              </w:rPr>
+              <w:t>BPS</w:t>
+            </w:r>
+          </w:p>
+        </w:tc>
+      </w:tr>
+      <w:tr>
+        <w:trPr>
+          <w:trHeight w:val="222"/>
+        </w:trPr>
+        <w:tc>
+          <w:tcPr>
+            <w:tcW w:w="1082" w:type="dxa"/>
+          </w:tcPr>
+          <w:p>
+            <w:pPr>
+              <w:jc w:val="both"/>
+              <w:rPr>
+                <w:rFonts w:ascii="Times New Roman" w:hAnsi="Times New Roman" w:cs="Times New Roman"/>
+                <w:b/>
+                <w:bCs/>
+                <w:sz w:val="16"/>
+                <w:szCs w:val="16"/>
+                <w:lang w:val="en-US"/>
+              </w:rPr>
+            </w:pPr>
+            <w:r>
+              <w:rPr>
+                <w:rFonts w:ascii="Times New Roman" w:hAnsi="Times New Roman" w:cs="Times New Roman"/>
+                <w:b/>
+                <w:bCs/>
+                <w:sz w:val="16"/>
+                <w:szCs w:val="16"/>
+                <w:lang w:val="en-US"/>
+              </w:rPr>
+              <w:t>Aksebilitas Pembiayaan UMKM</w:t>
+            </w:r>
+          </w:p>
+        </w:tc>
+        <w:tc>
+          <w:tcPr>
+            <w:tcW w:w="2901" w:type="dxa"/>
+          </w:tcPr>
+          <w:p>
+            <w:pPr>
+              <w:jc w:val="both"/>
+              <w:rPr>
+                <w:rFonts w:ascii="Times New Roman" w:hAnsi="Times New Roman" w:cs="Times New Roman"/>
+                <w:sz w:val="16"/>
+                <w:szCs w:val="16"/>
+                <w:lang w:val="en-US"/>
+              </w:rPr>
+            </w:pPr>
+            <w:r>
+              <w:rPr>
+                <w:rFonts w:ascii="Times New Roman" w:hAnsi="Times New Roman" w:cs="Times New Roman"/>
+                <w:sz w:val="16"/>
+                <w:szCs w:val="16"/>
+                <w:lang w:val="en-US"/>
+              </w:rPr>
+              <w:t>Jumlah UMKM</w:t>
+            </w:r>
+          </w:p>
+        </w:tc>
+        <w:tc>
+          <w:tcPr>
+            <w:tcW w:w="1059" w:type="dxa"/>
+          </w:tcPr>
+          <w:p>
+            <w:pPr>
+              <w:jc w:val="both"/>
+              <w:rPr>
+                <w:rFonts w:ascii="Times New Roman" w:hAnsi="Times New Roman" w:cs="Times New Roman"/>
+                <w:sz w:val="16"/>
+                <w:szCs w:val="16"/>
+                <w:lang w:val="en-US"/>
+              </w:rPr>
+            </w:pPr>
+            <w:r>
+              <w:rPr>
+                <w:rFonts w:ascii="Times New Roman" w:hAnsi="Times New Roman" w:cs="Times New Roman"/>
+                <w:sz w:val="16"/>
+                <w:szCs w:val="16"/>
+                <w:lang w:val="en-US"/>
+              </w:rPr>
+              <w:t>Kemenkop UKM</w:t>
+            </w:r>
+          </w:p>
+        </w:tc>
+      </w:tr>
+      <w:tr>
+        <w:trPr>
+          <w:trHeight w:val="213"/>
+        </w:trPr>
+        <w:tc>
+          <w:tcPr>
+            <w:tcW w:w="1082" w:type="dxa"/>
+          </w:tcPr>
+          <w:p>
+            <w:pPr>
+              <w:jc w:val="both"/>
+              <w:rPr>
+                <w:rFonts w:ascii="Times New Roman" w:hAnsi="Times New Roman" w:cs="Times New Roman"/>
+                <w:sz w:val="16"/>
+                <w:szCs w:val="16"/>
+                <w:lang w:val="en-US"/>
+              </w:rPr>
+            </w:pPr>
+          </w:p>
+        </w:tc>
+        <w:tc>
+          <w:tcPr>
+            <w:tcW w:w="2901" w:type="dxa"/>
+          </w:tcPr>
+          <w:p>
+            <w:pPr>
+              <w:jc w:val="both"/>
+              <w:rPr>
+                <w:rFonts w:ascii="Times New Roman" w:hAnsi="Times New Roman" w:cs="Times New Roman"/>
+                <w:sz w:val="16"/>
+                <w:szCs w:val="16"/>
+                <w:lang w:val="en-US"/>
+              </w:rPr>
+            </w:pPr>
+            <w:r>
+              <w:rPr>
+                <w:rFonts w:ascii="Times New Roman" w:hAnsi="Times New Roman" w:cs="Times New Roman"/>
+                <w:sz w:val="16"/>
+                <w:szCs w:val="16"/>
+                <w:lang w:val="en-US"/>
+              </w:rPr>
+              <w:t>Nilai Tambah UMKM (Rp)</w:t>
+            </w:r>
+          </w:p>
+        </w:tc>
+        <w:tc>
+          <w:tcPr>
+            <w:tcW w:w="1059" w:type="dxa"/>
+          </w:tcPr>
+          <w:p>
+            <w:pPr>
+              <w:jc w:val="both"/>
+              <w:rPr>
+                <w:rFonts w:ascii="Times New Roman" w:hAnsi="Times New Roman" w:cs="Times New Roman"/>
+                <w:sz w:val="16"/>
+                <w:szCs w:val="16"/>
+                <w:lang w:val="en-US"/>
+              </w:rPr>
+            </w:pPr>
+            <w:r>
+              <w:rPr>
+                <w:rFonts w:ascii="Times New Roman" w:hAnsi="Times New Roman" w:cs="Times New Roman"/>
+                <w:sz w:val="16"/>
+                <w:szCs w:val="16"/>
+                <w:lang w:val="en-US"/>
+              </w:rPr>
+              <w:t>Kemenkop UKM</w:t>
+            </w:r>
+          </w:p>
+        </w:tc>
+      </w:tr>
+      <w:tr>
+        <w:trPr>
+          <w:trHeight w:val="213"/>
+        </w:trPr>
+        <w:tc>
+          <w:tcPr>
+            <w:tcW w:w="1082" w:type="dxa"/>
+          </w:tcPr>
+          <w:p>
+            <w:pPr>
+              <w:jc w:val="both"/>
+              <w:rPr>
+                <w:rFonts w:ascii="Times New Roman" w:hAnsi="Times New Roman" w:cs="Times New Roman"/>
+                <w:sz w:val="16"/>
+                <w:szCs w:val="16"/>
+                <w:lang w:val="en-US"/>
+              </w:rPr>
+            </w:pPr>
+          </w:p>
+        </w:tc>
+        <w:tc>
+          <w:tcPr>
+            <w:tcW w:w="2901" w:type="dxa"/>
+          </w:tcPr>
+          <w:p>
+            <w:pPr>
+              <w:jc w:val="both"/>
+              <w:rPr>
+                <w:rFonts w:ascii="Times New Roman" w:hAnsi="Times New Roman" w:cs="Times New Roman"/>
+                <w:sz w:val="16"/>
+                <w:szCs w:val="16"/>
+                <w:lang w:val="en-US"/>
+              </w:rPr>
+            </w:pPr>
+            <w:r>
+              <w:rPr>
+                <w:rFonts w:ascii="Times New Roman" w:hAnsi="Times New Roman" w:cs="Times New Roman"/>
+                <w:sz w:val="16"/>
+                <w:szCs w:val="16"/>
+                <w:lang w:val="en-US"/>
+              </w:rPr>
+              <w:t>Pengeluaran Makanan Per Kapita (Rp)</w:t>
+            </w:r>
+          </w:p>
+        </w:tc>
+        <w:tc>
+          <w:tcPr>
+            <w:tcW w:w="1059" w:type="dxa"/>
+          </w:tcPr>
+          <w:p>
+            <w:pPr>
+              <w:jc w:val="both"/>
+              <w:rPr>
+                <w:rFonts w:ascii="Times New Roman" w:hAnsi="Times New Roman" w:cs="Times New Roman"/>
+                <w:sz w:val="16"/>
+                <w:szCs w:val="16"/>
+                <w:lang w:val="en-US"/>
+              </w:rPr>
+            </w:pPr>
+            <w:r>
+              <w:rPr>
+                <w:rFonts w:ascii="Times New Roman" w:hAnsi="Times New Roman" w:cs="Times New Roman"/>
+                <w:sz w:val="16"/>
+                <w:szCs w:val="16"/>
+                <w:lang w:val="en-US"/>
+              </w:rPr>
+              <w:t>BPS</w:t>
+            </w:r>
+          </w:p>
+        </w:tc>
+      </w:tr>
+      <w:tr>
+        <w:trPr>
+          <w:trHeight w:val="213"/>
+        </w:trPr>
+        <w:tc>
+          <w:tcPr>
+            <w:tcW w:w="1082" w:type="dxa"/>
+          </w:tcPr>
+          <w:p>
+            <w:pPr>
+              <w:jc w:val="both"/>
+              <w:rPr>
+                <w:rFonts w:ascii="Times New Roman" w:hAnsi="Times New Roman" w:cs="Times New Roman"/>
+                <w:sz w:val="16"/>
+                <w:szCs w:val="16"/>
+                <w:lang w:val="en-US"/>
+              </w:rPr>
+            </w:pPr>
+          </w:p>
+        </w:tc>
+        <w:tc>
+          <w:tcPr>
+            <w:tcW w:w="2901" w:type="dxa"/>
+          </w:tcPr>
+          <w:p>
+            <w:pPr>
+              <w:jc w:val="both"/>
+              <w:rPr>
+                <w:rFonts w:ascii="Times New Roman" w:hAnsi="Times New Roman" w:cs="Times New Roman"/>
+                <w:sz w:val="16"/>
+                <w:szCs w:val="16"/>
+                <w:lang w:val="en-US"/>
+              </w:rPr>
+            </w:pPr>
+            <w:r>
+              <w:rPr>
+                <w:rFonts w:ascii="Times New Roman" w:hAnsi="Times New Roman" w:cs="Times New Roman"/>
+                <w:sz w:val="16"/>
+                <w:szCs w:val="16"/>
+                <w:lang w:val="en-US"/>
+              </w:rPr>
+              <w:t>Pengeluaran Non-Makanan Per Kapita (Rp)</w:t>
+            </w:r>
+          </w:p>
+        </w:tc>
+        <w:tc>
+          <w:tcPr>
+            <w:tcW w:w="1059" w:type="dxa"/>
+          </w:tcPr>
+          <w:p>
+            <w:pPr>
+              <w:jc w:val="both"/>
+              <w:rPr>
+                <w:rFonts w:ascii="Times New Roman" w:hAnsi="Times New Roman" w:cs="Times New Roman"/>
+                <w:sz w:val="16"/>
+                <w:szCs w:val="16"/>
+                <w:lang w:val="en-US"/>
+              </w:rPr>
+            </w:pPr>
+            <w:r>
+              <w:rPr>
+                <w:rFonts w:ascii="Times New Roman" w:hAnsi="Times New Roman" w:cs="Times New Roman"/>
+                <w:sz w:val="16"/>
+                <w:szCs w:val="16"/>
+                <w:lang w:val="en-US"/>
+              </w:rPr>
+              <w:t>BPS</w:t>
+            </w:r>
+          </w:p>
+        </w:tc>
+      </w:tr>
+      <w:tr>
+        <w:trPr>
+          <w:trHeight w:val="213"/>
+        </w:trPr>
+        <w:tc>
+          <w:tcPr>
+            <w:tcW w:w="1082" w:type="dxa"/>
+          </w:tcPr>
+          <w:p>
+            <w:pPr>
+              <w:jc w:val="both"/>
+              <w:rPr>
+                <w:rFonts w:ascii="Times New Roman" w:hAnsi="Times New Roman" w:cs="Times New Roman"/>
+                <w:sz w:val="16"/>
+                <w:szCs w:val="16"/>
+                <w:lang w:val="en-US"/>
+              </w:rPr>
+            </w:pPr>
+          </w:p>
+        </w:tc>
+        <w:tc>
+          <w:tcPr>
+            <w:tcW w:w="2901" w:type="dxa"/>
+          </w:tcPr>
+          <w:p>
+            <w:pPr>
+              <w:jc w:val="both"/>
+              <w:rPr>
+                <w:rFonts w:ascii="Times New Roman" w:hAnsi="Times New Roman" w:cs="Times New Roman"/>
+                <w:sz w:val="16"/>
+                <w:szCs w:val="16"/>
+                <w:lang w:val="en-US"/>
+              </w:rPr>
+            </w:pPr>
+            <w:r>
+              <w:rPr>
+                <w:rFonts w:ascii="Times New Roman" w:hAnsi="Times New Roman" w:cs="Times New Roman"/>
+                <w:sz w:val="16"/>
+                <w:szCs w:val="16"/>
+                <w:lang w:val="en-US"/>
+              </w:rPr>
+              <w:t>Persentase Penduduk Miskin (%)</w:t>
+            </w:r>
+          </w:p>
+        </w:tc>
+        <w:tc>
+          <w:tcPr>
+            <w:tcW w:w="1059" w:type="dxa"/>
+          </w:tcPr>
+          <w:p>
+            <w:pPr>
+              <w:jc w:val="both"/>
+              <w:rPr>
+                <w:rFonts w:ascii="Times New Roman" w:hAnsi="Times New Roman" w:cs="Times New Roman"/>
+                <w:sz w:val="16"/>
+                <w:szCs w:val="16"/>
+                <w:lang w:val="en-US"/>
+              </w:rPr>
+            </w:pPr>
+            <w:r>
+              <w:rPr>
+                <w:rFonts w:ascii="Times New Roman" w:hAnsi="Times New Roman" w:cs="Times New Roman"/>
+                <w:sz w:val="16"/>
+                <w:szCs w:val="16"/>
+                <w:lang w:val="en-US"/>
+              </w:rPr>
+              <w:t>BPS</w:t>
+            </w:r>
+          </w:p>
+        </w:tc>
+      </w:tr>
+    </w:tbl>
+    <w:p>
+      <w:pPr>
+        <w:spacing w:after="0" w:line="240" w:lineRule="auto"/>
+        <w:ind w:firstLine="426"/>
+        <w:jc w:val="both"/>
+        <w:rPr>
+          <w:rFonts w:ascii="Times New Roman" w:hAnsi="Times New Roman" w:cs="Times New Roman"/>
+          <w:sz w:val="22"/>
+          <w:szCs w:val="22"/>
+          <w:lang w:val="en-US"/>
+        </w:rPr>
+      </w:pPr>
+    </w:p>
+    <w:p>
+      <w:pPr>
+        <w:spacing w:after="0" w:line="240" w:lineRule="auto"/>
+        <w:ind w:firstLine="426"/>
+        <w:jc w:val="both"/>
+        <w:rPr>
+          <w:rFonts w:ascii="Times New Roman" w:hAnsi="Times New Roman" w:cs="Times New Roman"/>
+          <w:sz w:val="22"/>
+          <w:szCs w:val="22"/>
+          <w:lang w:val="en-US"/>
+        </w:rPr>
+      </w:pPr>
+      <w:r>
+        <w:rPr>
+          <w:rFonts w:ascii="Times New Roman" w:hAnsi="Times New Roman" w:cs="Times New Roman"/>
+          <w:sz w:val="22"/>
+          <w:szCs w:val="22"/>
+          <w:lang w:val="en-US"/>
+        </w:rPr>
+        <w:t xml:space="preserve">Dikarenakan adanya keterbatasan dalam mengakses data Kredit UMKM di tingkat provinsi, Variabel pengeluaran per-Kapita diproyeksikan sebagai daya beli masyarakat yang mencerminkan kemampuan pelaku UMKM dalam mengakses layanan keuangan formal. </w:t>
+      </w:r>
+    </w:p>
+    <w:p>
+      <w:pPr>
+        <w:spacing w:after="0" w:line="240" w:lineRule="auto"/>
+        <w:ind w:firstLine="426"/>
+        <w:jc w:val="both"/>
+        <w:rPr>
+          <w:rFonts w:ascii="Times New Roman" w:hAnsi="Times New Roman" w:cs="Times New Roman"/>
+          <w:sz w:val="22"/>
+          <w:szCs w:val="22"/>
+          <w:lang w:val="en-US"/>
+        </w:rPr>
+      </w:pPr>
+    </w:p>
+    <w:p>
+      <w:pPr>
+        <w:pStyle w:val="ListParagraph"/>
+        <w:numPr>
+          <w:ilvl w:val="0"/>
+          <w:numId w:val="7"/>
+        </w:numPr>
+        <w:spacing w:after="0" w:line="240" w:lineRule="auto"/>
+        <w:jc w:val="both"/>
+        <w:rPr>
+          <w:rFonts w:ascii="Helvetica" w:hAnsi="Helvetica" w:cs="Times New Roman"/>
+          <w:b/>
+          <w:bCs/>
+          <w:sz w:val="18"/>
+          <w:szCs w:val="18"/>
+        </w:rPr>
+      </w:pPr>
+      <w:r>
+        <w:rPr>
+          <w:rFonts w:ascii="Helvetica" w:hAnsi="Helvetica" w:cs="Times New Roman"/>
+          <w:b/>
+          <w:bCs/>
+          <w:sz w:val="18"/>
+          <w:szCs w:val="18"/>
+          <w:lang w:val="en-US"/>
+        </w:rPr>
+        <w:t>PRE-PROCESSING DAN REDUKSI DATA</w:t>
+      </w:r>
+    </w:p>
+    <w:p>
+      <w:pPr>
+        <w:spacing w:after="0" w:line="240" w:lineRule="auto"/>
+        <w:ind w:firstLine="426"/>
+        <w:jc w:val="both"/>
+        <w:rPr>
+          <w:rFonts w:ascii="Times New Roman" w:hAnsi="Times New Roman" w:cs="Times New Roman"/>
+          <w:sz w:val="22"/>
+          <w:szCs w:val="22"/>
+          <w:lang w:val="en-US"/>
+        </w:rPr>
+      </w:pPr>
+      <w:r>
+        <w:rPr>
+          <w:rFonts w:ascii="Times New Roman" w:hAnsi="Times New Roman" w:cs="Times New Roman"/>
+          <w:sz w:val="22"/>
+          <w:szCs w:val="22"/>
+          <w:lang w:val="en-US"/>
+        </w:rPr>
+        <w:t xml:space="preserve">Tahap Pre-processing diawali dengan deteksi outlier menggunakan visualisasi boxplot pada seluruh variabel. Teridentifikasi bahwa variabel Jumlah UMKM dan Nilai Tambah UMKM berdistribusi </w:t>
+      </w:r>
+      <w:r>
+        <w:rPr>
+          <w:rFonts w:ascii="Times New Roman" w:hAnsi="Times New Roman" w:cs="Times New Roman"/>
+          <w:i/>
+          <w:iCs/>
+          <w:sz w:val="22"/>
+          <w:szCs w:val="22"/>
+          <w:lang w:val="en-US"/>
+        </w:rPr>
+        <w:t>Higly skewed</w:t>
+      </w:r>
+      <w:r>
+        <w:rPr>
+          <w:rFonts w:ascii="Times New Roman" w:hAnsi="Times New Roman" w:cs="Times New Roman"/>
+          <w:sz w:val="22"/>
+          <w:szCs w:val="22"/>
+          <w:lang w:val="en-US"/>
+        </w:rPr>
+        <w:t xml:space="preserve"> dan terdapat kesenjangan ekstrem pada jumlah UMKM antara Pulau jawa (Jawa </w:t>
+      </w:r>
+      <w:proofErr w:type="gramStart"/>
+      <w:r>
+        <w:rPr>
+          <w:rFonts w:ascii="Times New Roman" w:hAnsi="Times New Roman" w:cs="Times New Roman"/>
+          <w:sz w:val="22"/>
+          <w:szCs w:val="22"/>
+          <w:lang w:val="en-US"/>
+        </w:rPr>
+        <w:t>Timur :</w:t>
+      </w:r>
+      <w:proofErr w:type="gramEnd"/>
+      <w:r>
+        <w:rPr>
+          <w:rFonts w:ascii="Times New Roman" w:hAnsi="Times New Roman" w:cs="Times New Roman"/>
+          <w:sz w:val="22"/>
+          <w:szCs w:val="22"/>
+          <w:lang w:val="en-US"/>
+        </w:rPr>
+        <w:t xml:space="preserve"> 925.985) dan Papua pegunungan (587 UMKM). Kedua outlier tersebut dilakukan tarnsformasi menggunakan Log Transformation (log1p). </w:t>
+      </w:r>
+      <w:r>
+        <w:rPr>
+          <w:rFonts w:ascii="Times New Roman" w:hAnsi="Times New Roman" w:cs="Times New Roman"/>
+          <w:sz w:val="22"/>
+          <w:szCs w:val="22"/>
+          <w:lang w:val="en-US"/>
+        </w:rPr>
+        <w:t xml:space="preserve">Selanjutnya dilakukan normalisasi pada seluruh variabel dengan Standard Scaler (mean = 0, std = 1) untuk reduksi skala </w:t>
+      </w:r>
+      <w:r>
+        <w:rPr>
+          <w:rFonts w:ascii="Times New Roman" w:hAnsi="Times New Roman" w:cs="Times New Roman"/>
+          <w:sz w:val="22"/>
+          <w:szCs w:val="22"/>
+          <w:lang w:val="en-US"/>
+        </w:rPr>
+        <w:t>antar variabel. Analisis korelasi juga dilakukan untuk verifikasi tidak adanya multikolinearitas tinggi (r &gt; 0,85) antar indikator. (abis ini kl cukup ditambah gambar)</w:t>
+      </w:r>
+    </w:p>
+    <w:p>
+      <w:pPr>
+        <w:spacing w:after="0" w:line="240" w:lineRule="auto"/>
+        <w:ind w:firstLine="426"/>
+        <w:jc w:val="both"/>
+        <w:rPr>
+          <w:rFonts w:ascii="Times New Roman" w:hAnsi="Times New Roman" w:cs="Times New Roman"/>
+          <w:sz w:val="22"/>
+          <w:szCs w:val="22"/>
+          <w:lang w:val="en-US"/>
+        </w:rPr>
+      </w:pPr>
+      <w:r>
+        <w:rPr>
+          <w:rFonts w:ascii="Times New Roman" w:hAnsi="Times New Roman" w:cs="Times New Roman"/>
+          <w:i/>
+          <w:iCs/>
+          <w:sz w:val="22"/>
+          <w:szCs w:val="22"/>
+          <w:lang w:val="en-US"/>
+        </w:rPr>
+        <w:t xml:space="preserve">Principal Component Anlysis </w:t>
+      </w:r>
+      <w:r>
+        <w:rPr>
+          <w:rFonts w:ascii="Times New Roman" w:hAnsi="Times New Roman" w:cs="Times New Roman"/>
+          <w:sz w:val="22"/>
+          <w:szCs w:val="22"/>
+          <w:lang w:val="en-US"/>
+        </w:rPr>
+        <w:t>(PCA) diterapkan sebagai pereduksi data dengan</w:t>
+      </w:r>
+      <w:r>
+        <w:rPr>
+          <w:rFonts w:ascii="Times New Roman" w:hAnsi="Times New Roman" w:cs="Times New Roman"/>
+          <w:sz w:val="22"/>
+          <w:szCs w:val="22"/>
+          <w:lang w:val="en-US"/>
+        </w:rPr>
+        <w:t xml:space="preserve"> minimal</w:t>
+      </w:r>
+      <w:r>
+        <w:rPr>
+          <w:rFonts w:ascii="Times New Roman" w:hAnsi="Times New Roman" w:cs="Times New Roman"/>
+          <w:sz w:val="22"/>
+          <w:szCs w:val="22"/>
+          <w:lang w:val="en-US"/>
+        </w:rPr>
+        <w:t xml:space="preserve"> </w:t>
+      </w:r>
+      <w:r>
+        <w:rPr>
+          <w:rFonts w:ascii="Times New Roman" w:hAnsi="Times New Roman" w:cs="Times New Roman"/>
+          <w:i/>
+          <w:iCs/>
+          <w:sz w:val="22"/>
+          <w:szCs w:val="22"/>
+          <w:lang w:val="en-US"/>
+        </w:rPr>
+        <w:t xml:space="preserve">cumulative explained varoiance </w:t>
+      </w:r>
+      <w:r>
+        <w:t>≥</w:t>
+      </w:r>
+      <w:r>
+        <w:rPr>
+          <w:rFonts w:ascii="Times New Roman" w:hAnsi="Times New Roman" w:cs="Times New Roman"/>
+          <w:sz w:val="22"/>
+          <w:szCs w:val="22"/>
+          <w:lang w:val="en-US"/>
+        </w:rPr>
+        <w:t xml:space="preserve"> </w:t>
+      </w:r>
+      <w:r>
+        <w:rPr>
+          <w:rFonts w:ascii="Times New Roman" w:hAnsi="Times New Roman" w:cs="Times New Roman"/>
+          <w:sz w:val="22"/>
+          <w:szCs w:val="22"/>
+          <w:lang w:val="en-US"/>
+        </w:rPr>
+        <w:t>8</w:t>
+      </w:r>
+      <w:r>
+        <w:rPr>
+          <w:rFonts w:ascii="Times New Roman" w:hAnsi="Times New Roman" w:cs="Times New Roman"/>
+          <w:sz w:val="22"/>
+          <w:szCs w:val="22"/>
+          <w:lang w:val="en-US"/>
+        </w:rPr>
+        <w:t>0</w:t>
+      </w:r>
+      <w:r>
+        <w:rPr>
+          <w:rFonts w:ascii="Times New Roman" w:hAnsi="Times New Roman" w:cs="Times New Roman"/>
+          <w:sz w:val="22"/>
+          <w:szCs w:val="22"/>
+          <w:lang w:val="en-US"/>
+        </w:rPr>
+        <w:t xml:space="preserve">%. </w:t>
+      </w:r>
+      <w:r>
+        <w:rPr>
+          <w:rFonts w:ascii="Times New Roman" w:hAnsi="Times New Roman" w:cs="Times New Roman"/>
+          <w:sz w:val="22"/>
+          <w:szCs w:val="22"/>
+          <w:lang w:val="en-US"/>
+        </w:rPr>
+        <w:t xml:space="preserve"> </w:t>
+      </w:r>
+      <w:r>
+        <w:rPr>
+          <w:rFonts w:ascii="Times New Roman" w:hAnsi="Times New Roman" w:cs="Times New Roman"/>
+          <w:sz w:val="22"/>
+          <w:szCs w:val="22"/>
+          <w:lang w:val="en-US"/>
+        </w:rPr>
+        <w:t xml:space="preserve">PCA </w:t>
+      </w:r>
+      <w:r>
+        <w:rPr>
+          <w:rFonts w:ascii="Times New Roman" w:hAnsi="Times New Roman" w:cs="Times New Roman"/>
+          <w:sz w:val="22"/>
+          <w:szCs w:val="22"/>
+          <w:lang w:val="en-US"/>
+        </w:rPr>
+        <w:t xml:space="preserve">mempertahankan PC4 yang menjelaskan 83,65% data. </w:t>
+      </w:r>
+    </w:p>
+    <w:p>
+      <w:pPr>
+        <w:spacing w:after="0" w:line="240" w:lineRule="auto"/>
+        <w:ind w:firstLine="426"/>
+        <w:jc w:val="both"/>
+        <w:rPr>
+          <w:rFonts w:ascii="Times New Roman" w:hAnsi="Times New Roman" w:cs="Times New Roman"/>
+          <w:sz w:val="22"/>
+          <w:szCs w:val="22"/>
+          <w:lang w:val="en-US"/>
+        </w:rPr>
+      </w:pPr>
+    </w:p>
+    <w:tbl>
+      <w:tblPr>
+        <w:tblStyle w:val="TableGrid"/>
+        <w:tblW w:w="0" w:type="auto"/>
+        <w:tblLook w:val="04A0" w:firstRow="1" w:lastRow="0" w:firstColumn="1" w:lastColumn="0" w:noHBand="0" w:noVBand="1"/>
+      </w:tblPr>
+      <w:tblGrid>
+        <w:gridCol w:w="1669"/>
+        <w:gridCol w:w="1669"/>
+        <w:gridCol w:w="1669"/>
+      </w:tblGrid>
+      <w:tr>
+        <w:tc>
+          <w:tcPr>
+            <w:tcW w:w="1669" w:type="dxa"/>
+          </w:tcPr>
+          <w:p>
+            <w:pPr>
+              <w:jc w:val="both"/>
+              <w:rPr>
+                <w:rFonts w:ascii="Times New Roman" w:hAnsi="Times New Roman" w:cs="Times New Roman"/>
+                <w:sz w:val="16"/>
+                <w:szCs w:val="16"/>
+                <w:lang w:val="en-US"/>
+              </w:rPr>
+            </w:pPr>
+            <w:r>
+              <w:rPr>
+                <w:rFonts w:ascii="Times New Roman" w:hAnsi="Times New Roman" w:cs="Times New Roman"/>
+                <w:sz w:val="16"/>
+                <w:szCs w:val="16"/>
+                <w:lang w:val="en-US"/>
+              </w:rPr>
+              <w:t>PC</w:t>
+            </w:r>
+          </w:p>
+        </w:tc>
+        <w:tc>
+          <w:tcPr>
+            <w:tcW w:w="1669" w:type="dxa"/>
+          </w:tcPr>
+          <w:p>
+            <w:pPr>
+              <w:jc w:val="both"/>
+              <w:rPr>
+                <w:rFonts w:ascii="Times New Roman" w:hAnsi="Times New Roman" w:cs="Times New Roman"/>
+                <w:sz w:val="16"/>
+                <w:szCs w:val="16"/>
+                <w:lang w:val="en-US"/>
+              </w:rPr>
+            </w:pPr>
+            <w:r>
+              <w:rPr>
+                <w:rFonts w:ascii="Times New Roman" w:hAnsi="Times New Roman" w:cs="Times New Roman"/>
+                <w:sz w:val="16"/>
+                <w:szCs w:val="16"/>
+                <w:lang w:val="en-US"/>
+              </w:rPr>
+              <w:t>Variance (%)</w:t>
+            </w:r>
+          </w:p>
+        </w:tc>
+        <w:tc>
+          <w:tcPr>
+            <w:tcW w:w="1669" w:type="dxa"/>
+          </w:tcPr>
+          <w:p>
+            <w:pPr>
+              <w:jc w:val="both"/>
+              <w:rPr>
+                <w:rFonts w:ascii="Times New Roman" w:hAnsi="Times New Roman" w:cs="Times New Roman"/>
+                <w:sz w:val="16"/>
+                <w:szCs w:val="16"/>
+                <w:lang w:val="en-US"/>
+              </w:rPr>
+            </w:pPr>
+            <w:r>
+              <w:rPr>
+                <w:rFonts w:ascii="Times New Roman" w:hAnsi="Times New Roman" w:cs="Times New Roman"/>
+                <w:sz w:val="16"/>
+                <w:szCs w:val="16"/>
+                <w:lang w:val="en-US"/>
+              </w:rPr>
+              <w:t>Kumulatif (%)</w:t>
+            </w:r>
+          </w:p>
+        </w:tc>
+      </w:tr>
+      <w:tr>
+        <w:tc>
+          <w:tcPr>
+            <w:tcW w:w="1669" w:type="dxa"/>
+          </w:tcPr>
+          <w:p>
+            <w:pPr>
+              <w:jc w:val="both"/>
+              <w:rPr>
+                <w:rFonts w:ascii="Times New Roman" w:hAnsi="Times New Roman" w:cs="Times New Roman"/>
+                <w:sz w:val="16"/>
+                <w:szCs w:val="16"/>
+                <w:lang w:val="en-US"/>
+              </w:rPr>
+            </w:pPr>
+            <w:r>
+              <w:rPr>
+                <w:rFonts w:ascii="Times New Roman" w:hAnsi="Times New Roman" w:cs="Times New Roman"/>
+                <w:sz w:val="16"/>
+                <w:szCs w:val="16"/>
+                <w:lang w:val="en-US"/>
+              </w:rPr>
+              <w:t>PC1</w:t>
+            </w:r>
+          </w:p>
+        </w:tc>
+        <w:tc>
+          <w:tcPr>
+            <w:tcW w:w="1669" w:type="dxa"/>
+          </w:tcPr>
+          <w:p>
+            <w:pPr>
+              <w:jc w:val="both"/>
+              <w:rPr>
+                <w:rFonts w:ascii="Times New Roman" w:hAnsi="Times New Roman" w:cs="Times New Roman"/>
+                <w:sz w:val="16"/>
+                <w:szCs w:val="16"/>
+                <w:lang w:val="en-US"/>
+              </w:rPr>
+            </w:pPr>
+            <w:r>
+              <w:rPr>
+                <w:rFonts w:ascii="Times New Roman" w:hAnsi="Times New Roman" w:cs="Times New Roman"/>
+                <w:sz w:val="16"/>
+                <w:szCs w:val="16"/>
+                <w:lang w:val="en-US"/>
+              </w:rPr>
+              <w:t>45,29</w:t>
+            </w:r>
+          </w:p>
+        </w:tc>
+        <w:tc>
+          <w:tcPr>
+            <w:tcW w:w="1669" w:type="dxa"/>
+          </w:tcPr>
+          <w:p>
+            <w:pPr>
+              <w:jc w:val="both"/>
+              <w:rPr>
+                <w:rFonts w:ascii="Times New Roman" w:hAnsi="Times New Roman" w:cs="Times New Roman"/>
+                <w:sz w:val="16"/>
+                <w:szCs w:val="16"/>
+                <w:lang w:val="en-US"/>
+              </w:rPr>
+            </w:pPr>
+            <w:r>
+              <w:rPr>
+                <w:rFonts w:ascii="Times New Roman" w:hAnsi="Times New Roman" w:cs="Times New Roman"/>
+                <w:sz w:val="16"/>
+                <w:szCs w:val="16"/>
+                <w:lang w:val="en-US"/>
+              </w:rPr>
+              <w:t>45,29</w:t>
+            </w:r>
+          </w:p>
+        </w:tc>
+      </w:tr>
+      <w:tr>
+        <w:tc>
+          <w:tcPr>
+            <w:tcW w:w="1669" w:type="dxa"/>
+          </w:tcPr>
+          <w:p>
+            <w:pPr>
+              <w:jc w:val="both"/>
+              <w:rPr>
+                <w:rFonts w:ascii="Times New Roman" w:hAnsi="Times New Roman" w:cs="Times New Roman"/>
+                <w:sz w:val="16"/>
+                <w:szCs w:val="16"/>
+                <w:lang w:val="en-US"/>
+              </w:rPr>
+            </w:pPr>
+            <w:r>
+              <w:rPr>
+                <w:rFonts w:ascii="Times New Roman" w:hAnsi="Times New Roman" w:cs="Times New Roman"/>
+                <w:sz w:val="16"/>
+                <w:szCs w:val="16"/>
+                <w:lang w:val="en-US"/>
+              </w:rPr>
+              <w:t>PC2</w:t>
+            </w:r>
+          </w:p>
+        </w:tc>
+        <w:tc>
+          <w:tcPr>
+            <w:tcW w:w="1669" w:type="dxa"/>
+          </w:tcPr>
+          <w:p>
+            <w:pPr>
+              <w:jc w:val="both"/>
+              <w:rPr>
+                <w:rFonts w:ascii="Times New Roman" w:hAnsi="Times New Roman" w:cs="Times New Roman"/>
+                <w:sz w:val="16"/>
+                <w:szCs w:val="16"/>
+                <w:lang w:val="en-US"/>
+              </w:rPr>
+            </w:pPr>
+            <w:r>
+              <w:rPr>
+                <w:rFonts w:ascii="Times New Roman" w:hAnsi="Times New Roman" w:cs="Times New Roman"/>
+                <w:sz w:val="16"/>
+                <w:szCs w:val="16"/>
+                <w:lang w:val="en-US"/>
+              </w:rPr>
+              <w:t>19,91</w:t>
+            </w:r>
+          </w:p>
+        </w:tc>
+        <w:tc>
+          <w:tcPr>
+            <w:tcW w:w="1669" w:type="dxa"/>
+          </w:tcPr>
+          <w:p>
+            <w:pPr>
+              <w:jc w:val="both"/>
+              <w:rPr>
+                <w:rFonts w:ascii="Times New Roman" w:hAnsi="Times New Roman" w:cs="Times New Roman"/>
+                <w:sz w:val="16"/>
+                <w:szCs w:val="16"/>
+                <w:lang w:val="en-US"/>
+              </w:rPr>
+            </w:pPr>
+            <w:r>
+              <w:rPr>
+                <w:rFonts w:ascii="Times New Roman" w:hAnsi="Times New Roman" w:cs="Times New Roman"/>
+                <w:sz w:val="16"/>
+                <w:szCs w:val="16"/>
+                <w:lang w:val="en-US"/>
+              </w:rPr>
+              <w:t>65,20</w:t>
+            </w:r>
+          </w:p>
+        </w:tc>
+      </w:tr>
+      <w:tr>
+        <w:tc>
+          <w:tcPr>
+            <w:tcW w:w="1669" w:type="dxa"/>
+          </w:tcPr>
+          <w:p>
+            <w:pPr>
+              <w:jc w:val="both"/>
+              <w:rPr>
+                <w:rFonts w:ascii="Times New Roman" w:hAnsi="Times New Roman" w:cs="Times New Roman"/>
+                <w:sz w:val="16"/>
+                <w:szCs w:val="16"/>
+                <w:lang w:val="en-US"/>
+              </w:rPr>
+            </w:pPr>
+            <w:r>
+              <w:rPr>
+                <w:rFonts w:ascii="Times New Roman" w:hAnsi="Times New Roman" w:cs="Times New Roman"/>
+                <w:sz w:val="16"/>
+                <w:szCs w:val="16"/>
+                <w:lang w:val="en-US"/>
+              </w:rPr>
+              <w:t>PC3</w:t>
+            </w:r>
+          </w:p>
+        </w:tc>
+        <w:tc>
+          <w:tcPr>
+            <w:tcW w:w="1669" w:type="dxa"/>
+          </w:tcPr>
+          <w:p>
+            <w:pPr>
+              <w:jc w:val="both"/>
+              <w:rPr>
+                <w:rFonts w:ascii="Times New Roman" w:hAnsi="Times New Roman" w:cs="Times New Roman"/>
+                <w:sz w:val="16"/>
+                <w:szCs w:val="16"/>
+                <w:lang w:val="en-US"/>
+              </w:rPr>
+            </w:pPr>
+            <w:r>
+              <w:rPr>
+                <w:rFonts w:ascii="Times New Roman" w:hAnsi="Times New Roman" w:cs="Times New Roman"/>
+                <w:sz w:val="16"/>
+                <w:szCs w:val="16"/>
+                <w:lang w:val="en-US"/>
+              </w:rPr>
+              <w:t>11,21</w:t>
+            </w:r>
+          </w:p>
+        </w:tc>
+        <w:tc>
+          <w:tcPr>
+            <w:tcW w:w="1669" w:type="dxa"/>
+          </w:tcPr>
+          <w:p>
+            <w:pPr>
+              <w:jc w:val="both"/>
+              <w:rPr>
+                <w:rFonts w:ascii="Times New Roman" w:hAnsi="Times New Roman" w:cs="Times New Roman"/>
+                <w:sz w:val="16"/>
+                <w:szCs w:val="16"/>
+                <w:lang w:val="en-US"/>
+              </w:rPr>
+            </w:pPr>
+            <w:r>
+              <w:rPr>
+                <w:rFonts w:ascii="Times New Roman" w:hAnsi="Times New Roman" w:cs="Times New Roman"/>
+                <w:sz w:val="16"/>
+                <w:szCs w:val="16"/>
+                <w:lang w:val="en-US"/>
+              </w:rPr>
+              <w:t>76,41</w:t>
+            </w:r>
+          </w:p>
+        </w:tc>
+      </w:tr>
+      <w:tr>
+        <w:tc>
+          <w:tcPr>
+            <w:tcW w:w="1669" w:type="dxa"/>
+            <w:shd w:val="clear" w:color="auto" w:fill="FFFF00"/>
+          </w:tcPr>
+          <w:p>
+            <w:pPr>
+              <w:jc w:val="both"/>
+              <w:rPr>
+                <w:rFonts w:ascii="Times New Roman" w:hAnsi="Times New Roman" w:cs="Times New Roman"/>
+                <w:sz w:val="16"/>
+                <w:szCs w:val="16"/>
+                <w:lang w:val="en-US"/>
+              </w:rPr>
+            </w:pPr>
+            <w:r>
+              <w:rPr>
+                <w:rFonts w:ascii="Times New Roman" w:hAnsi="Times New Roman" w:cs="Times New Roman"/>
+                <w:sz w:val="16"/>
+                <w:szCs w:val="16"/>
+                <w:lang w:val="en-US"/>
+              </w:rPr>
+              <w:t>PC4</w:t>
+            </w:r>
+          </w:p>
+        </w:tc>
+        <w:tc>
+          <w:tcPr>
+            <w:tcW w:w="1669" w:type="dxa"/>
+            <w:shd w:val="clear" w:color="auto" w:fill="FFFF00"/>
+          </w:tcPr>
+          <w:p>
+            <w:pPr>
+              <w:jc w:val="both"/>
+              <w:rPr>
+                <w:rFonts w:ascii="Times New Roman" w:hAnsi="Times New Roman" w:cs="Times New Roman"/>
+                <w:sz w:val="16"/>
+                <w:szCs w:val="16"/>
+                <w:lang w:val="en-US"/>
+              </w:rPr>
+            </w:pPr>
+            <w:r>
+              <w:rPr>
+                <w:rFonts w:ascii="Times New Roman" w:hAnsi="Times New Roman" w:cs="Times New Roman"/>
+                <w:sz w:val="16"/>
+                <w:szCs w:val="16"/>
+                <w:lang w:val="en-US"/>
+              </w:rPr>
+              <w:t>7,24</w:t>
+            </w:r>
+          </w:p>
+        </w:tc>
+        <w:tc>
+          <w:tcPr>
+            <w:tcW w:w="1669" w:type="dxa"/>
+            <w:shd w:val="clear" w:color="auto" w:fill="FFFF00"/>
+          </w:tcPr>
+          <w:p>
+            <w:pPr>
+              <w:jc w:val="both"/>
+              <w:rPr>
+                <w:rFonts w:ascii="Times New Roman" w:hAnsi="Times New Roman" w:cs="Times New Roman"/>
+                <w:sz w:val="16"/>
+                <w:szCs w:val="16"/>
+                <w:lang w:val="en-US"/>
+              </w:rPr>
+            </w:pPr>
+            <w:r>
+              <w:rPr>
+                <w:rFonts w:ascii="Times New Roman" w:hAnsi="Times New Roman" w:cs="Times New Roman"/>
+                <w:sz w:val="16"/>
+                <w:szCs w:val="16"/>
+                <w:lang w:val="en-US"/>
+              </w:rPr>
+              <w:t>83,65</w:t>
+            </w:r>
+          </w:p>
+        </w:tc>
+      </w:tr>
+      <w:tr>
+        <w:tc>
+          <w:tcPr>
+            <w:tcW w:w="1669" w:type="dxa"/>
+          </w:tcPr>
+          <w:p>
+            <w:pPr>
+              <w:jc w:val="both"/>
+              <w:rPr>
+                <w:rFonts w:ascii="Times New Roman" w:hAnsi="Times New Roman" w:cs="Times New Roman"/>
+                <w:sz w:val="16"/>
+                <w:szCs w:val="16"/>
+                <w:lang w:val="en-US"/>
+              </w:rPr>
+            </w:pPr>
+            <w:r>
+              <w:rPr>
+                <w:rFonts w:ascii="Times New Roman" w:hAnsi="Times New Roman" w:cs="Times New Roman"/>
+                <w:sz w:val="16"/>
+                <w:szCs w:val="16"/>
+                <w:lang w:val="en-US"/>
+              </w:rPr>
+              <w:t>PC5</w:t>
+            </w:r>
+          </w:p>
+        </w:tc>
+        <w:tc>
+          <w:tcPr>
+            <w:tcW w:w="1669" w:type="dxa"/>
+          </w:tcPr>
+          <w:p>
+            <w:pPr>
+              <w:jc w:val="both"/>
+              <w:rPr>
+                <w:rFonts w:ascii="Times New Roman" w:hAnsi="Times New Roman" w:cs="Times New Roman"/>
+                <w:sz w:val="16"/>
+                <w:szCs w:val="16"/>
+                <w:lang w:val="en-US"/>
+              </w:rPr>
+            </w:pPr>
+            <w:r>
+              <w:rPr>
+                <w:rFonts w:ascii="Times New Roman" w:hAnsi="Times New Roman" w:cs="Times New Roman"/>
+                <w:sz w:val="16"/>
+                <w:szCs w:val="16"/>
+                <w:lang w:val="en-US"/>
+              </w:rPr>
+              <w:t>5,07</w:t>
+            </w:r>
+          </w:p>
+        </w:tc>
+        <w:tc>
+          <w:tcPr>
+            <w:tcW w:w="1669" w:type="dxa"/>
+          </w:tcPr>
+          <w:p>
+            <w:pPr>
+              <w:jc w:val="both"/>
+              <w:rPr>
+                <w:rFonts w:ascii="Times New Roman" w:hAnsi="Times New Roman" w:cs="Times New Roman"/>
+                <w:sz w:val="16"/>
+                <w:szCs w:val="16"/>
+                <w:lang w:val="en-US"/>
+              </w:rPr>
+            </w:pPr>
+            <w:r>
+              <w:rPr>
+                <w:rFonts w:ascii="Times New Roman" w:hAnsi="Times New Roman" w:cs="Times New Roman"/>
+                <w:sz w:val="16"/>
+                <w:szCs w:val="16"/>
+                <w:lang w:val="en-US"/>
+              </w:rPr>
+              <w:t>88,72</w:t>
+            </w:r>
+          </w:p>
+        </w:tc>
+      </w:tr>
+    </w:tbl>
+    <w:p>
+      <w:pPr>
+        <w:spacing w:after="0" w:line="240" w:lineRule="auto"/>
+        <w:ind w:firstLine="426"/>
+        <w:jc w:val="both"/>
+        <w:rPr>
+          <w:rFonts w:ascii="Times New Roman" w:hAnsi="Times New Roman" w:cs="Times New Roman"/>
+          <w:sz w:val="22"/>
+          <w:szCs w:val="22"/>
+        </w:rPr>
+      </w:pPr>
+    </w:p>
+    <w:p>
+      <w:pPr>
+        <w:pStyle w:val="ListParagraph"/>
+        <w:numPr>
+          <w:ilvl w:val="0"/>
+          <w:numId w:val="7"/>
+        </w:numPr>
+        <w:spacing w:after="0" w:line="240" w:lineRule="auto"/>
+        <w:jc w:val="both"/>
+        <w:rPr>
+          <w:rFonts w:ascii="Helvetica" w:hAnsi="Helvetica" w:cs="Times New Roman"/>
+          <w:b/>
+          <w:bCs/>
+          <w:sz w:val="18"/>
+          <w:szCs w:val="18"/>
+        </w:rPr>
+      </w:pPr>
+      <w:r>
+        <w:rPr>
+          <w:rFonts w:ascii="Helvetica" w:hAnsi="Helvetica" w:cs="Times New Roman"/>
+          <w:b/>
+          <w:bCs/>
+          <w:sz w:val="18"/>
+          <w:szCs w:val="18"/>
+          <w:lang w:val="en-US"/>
+        </w:rPr>
+        <w:t>METODE CLUSTERING</w:t>
+      </w:r>
+    </w:p>
+    <w:p>
+      <w:pPr>
+        <w:spacing w:after="0" w:line="240" w:lineRule="auto"/>
+        <w:ind w:firstLine="426"/>
+        <w:jc w:val="both"/>
+        <w:rPr>
+          <w:rFonts w:ascii="Times New Roman" w:hAnsi="Times New Roman" w:cs="Times New Roman"/>
+          <w:sz w:val="22"/>
+          <w:szCs w:val="22"/>
+          <w:lang w:val="en-US"/>
+        </w:rPr>
+      </w:pPr>
+      <w:r>
+        <w:rPr>
+          <w:rFonts w:ascii="Times New Roman" w:hAnsi="Times New Roman" w:cs="Times New Roman"/>
+          <w:sz w:val="22"/>
+          <w:szCs w:val="22"/>
+          <w:lang w:val="en-US"/>
+        </w:rPr>
+        <w:t xml:space="preserve">Dua Algoritma </w:t>
+      </w:r>
+      <w:r>
+        <w:rPr>
+          <w:rFonts w:ascii="Times New Roman" w:hAnsi="Times New Roman" w:cs="Times New Roman"/>
+          <w:i/>
+          <w:iCs/>
+          <w:sz w:val="22"/>
+          <w:szCs w:val="22"/>
+          <w:lang w:val="en-US"/>
+        </w:rPr>
+        <w:t>unsupervised learning</w:t>
+      </w:r>
+      <w:r>
+        <w:rPr>
+          <w:rFonts w:ascii="Times New Roman" w:hAnsi="Times New Roman" w:cs="Times New Roman"/>
+          <w:sz w:val="22"/>
+          <w:szCs w:val="22"/>
+          <w:lang w:val="en-US"/>
+        </w:rPr>
+        <w:t xml:space="preserve"> diterapkan dengan membandingkan 3 </w:t>
+      </w:r>
+      <w:proofErr w:type="gramStart"/>
+      <w:r>
+        <w:rPr>
+          <w:rFonts w:ascii="Times New Roman" w:hAnsi="Times New Roman" w:cs="Times New Roman"/>
+          <w:sz w:val="22"/>
+          <w:szCs w:val="22"/>
+          <w:lang w:val="en-US"/>
+        </w:rPr>
+        <w:t>skenario :</w:t>
+      </w:r>
+      <w:proofErr w:type="gramEnd"/>
+      <w:r>
+        <w:rPr>
+          <w:rFonts w:ascii="Times New Roman" w:hAnsi="Times New Roman" w:cs="Times New Roman"/>
+          <w:sz w:val="22"/>
+          <w:szCs w:val="22"/>
+          <w:lang w:val="en-US"/>
+        </w:rPr>
+        <w:t xml:space="preserve"> tanpa PCA, PCA dengan rotasi Varimax, dan PCA tanpa rotasi. Selanjutnya pada modelling yang pertama yaitu HBDSCAN yang bekerja berdasarkan kerapatan data. Dilakukan Tunning Parameter pada </w:t>
+      </w:r>
+      <w:r>
+        <w:rPr>
+          <w:rFonts w:ascii="Times New Roman" w:hAnsi="Times New Roman" w:cs="Times New Roman"/>
+          <w:i/>
+          <w:iCs/>
+          <w:sz w:val="22"/>
+          <w:szCs w:val="22"/>
+          <w:lang w:val="en-US"/>
+        </w:rPr>
+        <w:t xml:space="preserve">min cluster size </w:t>
+      </w:r>
+      <w:r>
+        <w:rPr>
+          <w:rFonts w:ascii="Times New Roman" w:hAnsi="Times New Roman" w:cs="Times New Roman"/>
+          <w:sz w:val="22"/>
+          <w:szCs w:val="22"/>
+          <w:lang w:val="en-US"/>
+        </w:rPr>
+        <w:t xml:space="preserve">(rentang 2 – 7) dan </w:t>
+      </w:r>
+      <w:r>
+        <w:rPr>
+          <w:rFonts w:ascii="Times New Roman" w:hAnsi="Times New Roman" w:cs="Times New Roman"/>
+          <w:i/>
+          <w:iCs/>
+          <w:sz w:val="22"/>
+          <w:szCs w:val="22"/>
+          <w:lang w:val="en-US"/>
+        </w:rPr>
+        <w:t>min sample</w:t>
+      </w:r>
+      <w:r>
+        <w:rPr>
+          <w:rFonts w:ascii="Times New Roman" w:hAnsi="Times New Roman" w:cs="Times New Roman"/>
+          <w:sz w:val="22"/>
+          <w:szCs w:val="22"/>
+          <w:lang w:val="en-US"/>
+        </w:rPr>
+        <w:t xml:space="preserve"> (rentang 1-5) melalui grid search dengan pemilihan parameter terbaik berdasarkan </w:t>
+      </w:r>
+      <w:r>
+        <w:rPr>
+          <w:rFonts w:ascii="Times New Roman" w:hAnsi="Times New Roman" w:cs="Times New Roman"/>
+          <w:i/>
+          <w:iCs/>
+          <w:sz w:val="22"/>
+          <w:szCs w:val="22"/>
+          <w:lang w:val="en-US"/>
+        </w:rPr>
+        <w:t>Sillhouette Score</w:t>
+      </w:r>
+      <w:r>
+        <w:rPr>
+          <w:rFonts w:ascii="Times New Roman" w:hAnsi="Times New Roman" w:cs="Times New Roman"/>
+          <w:sz w:val="22"/>
+          <w:szCs w:val="22"/>
+          <w:lang w:val="en-US"/>
+        </w:rPr>
+        <w:t xml:space="preserve"> tertinggi.</w:t>
+      </w:r>
+    </w:p>
+    <w:p>
+      <w:pPr>
+        <w:spacing w:after="0" w:line="240" w:lineRule="auto"/>
+        <w:ind w:firstLine="426"/>
+        <w:jc w:val="both"/>
+        <w:rPr>
+          <w:rFonts w:ascii="Times New Roman" w:hAnsi="Times New Roman" w:cs="Times New Roman"/>
+          <w:sz w:val="22"/>
+          <w:szCs w:val="22"/>
+          <w:lang w:val="en-US"/>
+        </w:rPr>
+      </w:pPr>
+      <w:r>
+        <w:rPr>
+          <w:rFonts w:ascii="Times New Roman" w:hAnsi="Times New Roman" w:cs="Times New Roman"/>
+          <w:sz w:val="22"/>
+          <w:szCs w:val="22"/>
+          <w:lang w:val="en-US"/>
+        </w:rPr>
+        <w:t xml:space="preserve">Kedua GMM model menggunakan algoritma </w:t>
+      </w:r>
+      <w:r>
+        <w:rPr>
+          <w:rFonts w:ascii="Times New Roman" w:hAnsi="Times New Roman" w:cs="Times New Roman"/>
+          <w:i/>
+          <w:iCs/>
+          <w:sz w:val="22"/>
+          <w:szCs w:val="22"/>
+          <w:lang w:val="en-US"/>
+        </w:rPr>
+        <w:t>Expectation-Maximization</w:t>
+      </w:r>
+      <w:r>
+        <w:rPr>
+          <w:rFonts w:ascii="Times New Roman" w:hAnsi="Times New Roman" w:cs="Times New Roman"/>
+          <w:sz w:val="22"/>
+          <w:szCs w:val="22"/>
+          <w:lang w:val="en-US"/>
+        </w:rPr>
+        <w:t xml:space="preserve"> (EM) untuk mengestimasi parameter secara iteratif</w:t>
+      </w:r>
+      <w:r>
+        <w:rPr>
+          <w:rFonts w:ascii="Times New Roman" w:hAnsi="Times New Roman" w:cs="Times New Roman"/>
+          <w:sz w:val="22"/>
+          <w:szCs w:val="22"/>
+          <w:lang w:val="en-US"/>
+        </w:rPr>
+        <w:t>. Tunning jumlah komponen dilakukan dengan rentang yang sama yaitu n = 2, hingga n = 7, dengan pemilihan berdasarkan kombinasi metrix Sillhouette, BIC, dan pertimbangan interpretabilitas kebijakan.</w:t>
+      </w:r>
+    </w:p>
+    <w:p>
+      <w:pPr>
+        <w:spacing w:after="0" w:line="240" w:lineRule="auto"/>
+        <w:ind w:firstLine="426"/>
+        <w:jc w:val="both"/>
+        <w:rPr>
+          <w:rFonts w:ascii="Times New Roman" w:hAnsi="Times New Roman" w:cs="Times New Roman"/>
+          <w:sz w:val="22"/>
+          <w:szCs w:val="22"/>
+          <w:lang w:val="en-US"/>
+        </w:rPr>
+      </w:pPr>
+    </w:p>
+    <w:p>
+      <w:pPr>
+        <w:pStyle w:val="ListParagraph"/>
+        <w:numPr>
+          <w:ilvl w:val="0"/>
+          <w:numId w:val="7"/>
+        </w:numPr>
+        <w:spacing w:after="0" w:line="240" w:lineRule="auto"/>
+        <w:jc w:val="both"/>
+        <w:rPr>
+          <w:rFonts w:ascii="Helvetica" w:hAnsi="Helvetica" w:cs="Times New Roman"/>
+          <w:b/>
+          <w:bCs/>
+          <w:sz w:val="18"/>
+          <w:szCs w:val="18"/>
+        </w:rPr>
+      </w:pPr>
+      <w:r>
+        <w:rPr>
+          <w:rFonts w:ascii="Helvetica" w:hAnsi="Helvetica" w:cs="Times New Roman"/>
+          <w:b/>
+          <w:bCs/>
+          <w:sz w:val="18"/>
+          <w:szCs w:val="18"/>
+          <w:lang w:val="en-US"/>
+        </w:rPr>
+        <w:t>EVALUASI CLUSTERING</w:t>
+      </w:r>
+    </w:p>
+    <w:p>
+      <w:pPr>
+        <w:spacing w:after="0" w:line="240" w:lineRule="auto"/>
+        <w:ind w:firstLine="426"/>
+        <w:jc w:val="both"/>
+        <w:rPr>
+          <w:rFonts w:ascii="Times New Roman" w:hAnsi="Times New Roman" w:cs="Times New Roman"/>
+          <w:sz w:val="22"/>
+          <w:szCs w:val="22"/>
+          <w:lang w:val="en-US"/>
+        </w:rPr>
+      </w:pPr>
+      <w:r>
+        <w:rPr>
+          <w:rFonts w:ascii="Times New Roman" w:hAnsi="Times New Roman" w:cs="Times New Roman"/>
+          <w:sz w:val="22"/>
+          <w:szCs w:val="22"/>
+          <w:lang w:val="en-US"/>
+        </w:rPr>
+        <w:t>Kualitas klasterisasi dievaluasi dengan tiga metrix internal yaitu Sillhouette Score (SS) yang mengukur tingkat kemiripan klaster dengan klaster terdekatnya. Davies-Bouldin Index (DBI) mengukur rata-rata kemiripan antar klaster. Calinski-Harabaz Score (CH) mengukur rasio antara dispersi antarklaster dan dispersi dalam klaster, dengan nilai tinggi menunjukkan kepadatan klaster.  (ini tolong bikinin tabel nya)</w:t>
+      </w:r>
+    </w:p>
+    <w:p>
+      <w:pPr>
+        <w:spacing w:after="0" w:line="240" w:lineRule="auto"/>
+        <w:ind w:firstLine="426"/>
+        <w:jc w:val="both"/>
+        <w:rPr>
+          <w:rFonts w:ascii="Times New Roman" w:hAnsi="Times New Roman" w:cs="Times New Roman"/>
+          <w:sz w:val="22"/>
+          <w:szCs w:val="22"/>
+          <w:lang w:val="en-US"/>
+        </w:rPr>
+      </w:pPr>
+    </w:p>
+    <w:tbl>
+      <w:tblPr>
+        <w:tblStyle w:val="TableGrid"/>
+        <w:tblW w:w="0" w:type="auto"/>
+        <w:tblLook w:val="04A0" w:firstRow="1" w:lastRow="0" w:firstColumn="1" w:lastColumn="0" w:noHBand="0" w:noVBand="1"/>
+      </w:tblPr>
+      <w:tblGrid>
+        <w:gridCol w:w="1107"/>
+        <w:gridCol w:w="889"/>
+        <w:gridCol w:w="852"/>
+        <w:gridCol w:w="730"/>
+        <w:gridCol w:w="656"/>
+        <w:gridCol w:w="656"/>
+      </w:tblGrid>
+      <w:tr>
+        <w:tc>
+          <w:tcPr>
+            <w:tcW w:w="999" w:type="dxa"/>
+            <w:vAlign w:val="center"/>
+          </w:tcPr>
+          <w:p>
+            <w:pPr>
+              <w:jc w:val="center"/>
+              <w:rPr>
+                <w:rFonts w:ascii="Times New Roman" w:hAnsi="Times New Roman" w:cs="Times New Roman"/>
+                <w:b/>
+                <w:bCs/>
+                <w:sz w:val="16"/>
+                <w:szCs w:val="16"/>
+                <w:lang w:val="en-US"/>
+              </w:rPr>
+            </w:pPr>
+            <w:r>
+              <w:rPr>
+                <w:rFonts w:ascii="Times New Roman" w:hAnsi="Times New Roman" w:cs="Times New Roman"/>
+                <w:b/>
+                <w:bCs/>
+                <w:sz w:val="16"/>
+                <w:szCs w:val="16"/>
+                <w:lang w:val="en-US"/>
+              </w:rPr>
+              <w:t>Skenario</w:t>
+            </w:r>
+          </w:p>
+        </w:tc>
+        <w:tc>
+          <w:tcPr>
+            <w:tcW w:w="889" w:type="dxa"/>
+            <w:vAlign w:val="center"/>
+          </w:tcPr>
+          <w:p>
+            <w:pPr>
+              <w:jc w:val="center"/>
+              <w:rPr>
+                <w:rFonts w:ascii="Times New Roman" w:hAnsi="Times New Roman" w:cs="Times New Roman"/>
+                <w:b/>
+                <w:bCs/>
+                <w:sz w:val="16"/>
+                <w:szCs w:val="16"/>
+                <w:lang w:val="en-US"/>
+              </w:rPr>
+            </w:pPr>
+            <w:r>
+              <w:rPr>
+                <w:rFonts w:ascii="Times New Roman" w:hAnsi="Times New Roman" w:cs="Times New Roman"/>
+                <w:b/>
+                <w:bCs/>
+                <w:sz w:val="16"/>
+                <w:szCs w:val="16"/>
+                <w:lang w:val="en-US"/>
+              </w:rPr>
+              <w:t>Metode</w:t>
+            </w:r>
+          </w:p>
+        </w:tc>
+        <w:tc>
+          <w:tcPr>
+            <w:tcW w:w="852" w:type="dxa"/>
+            <w:vAlign w:val="center"/>
+          </w:tcPr>
+          <w:p>
+            <w:pPr>
+              <w:jc w:val="center"/>
+              <w:rPr>
+                <w:rFonts w:ascii="Times New Roman" w:hAnsi="Times New Roman" w:cs="Times New Roman"/>
+                <w:b/>
+                <w:bCs/>
+                <w:sz w:val="16"/>
+                <w:szCs w:val="16"/>
+                <w:lang w:val="en-US"/>
+              </w:rPr>
+            </w:pPr>
+            <w:r>
+              <w:rPr>
+                <w:rFonts w:ascii="Times New Roman" w:hAnsi="Times New Roman" w:cs="Times New Roman"/>
+                <w:b/>
+                <w:bCs/>
+                <w:sz w:val="16"/>
+                <w:szCs w:val="16"/>
+                <w:lang w:val="en-US"/>
+              </w:rPr>
+              <w:t>Cluster</w:t>
+            </w:r>
+          </w:p>
+        </w:tc>
+        <w:tc>
+          <w:tcPr>
+            <w:tcW w:w="730" w:type="dxa"/>
+            <w:vAlign w:val="center"/>
+          </w:tcPr>
+          <w:p>
+            <w:pPr>
+              <w:jc w:val="center"/>
+              <w:rPr>
+                <w:rFonts w:ascii="Times New Roman" w:hAnsi="Times New Roman" w:cs="Times New Roman"/>
+                <w:b/>
+                <w:bCs/>
+                <w:sz w:val="16"/>
+                <w:szCs w:val="16"/>
+                <w:lang w:val="en-US"/>
+              </w:rPr>
+            </w:pPr>
+            <w:r>
+              <w:rPr>
+                <w:rFonts w:ascii="Times New Roman" w:hAnsi="Times New Roman" w:cs="Times New Roman"/>
+                <w:b/>
+                <w:bCs/>
+                <w:sz w:val="16"/>
+                <w:szCs w:val="16"/>
+                <w:lang w:val="en-US"/>
+              </w:rPr>
+              <w:t>Noise</w:t>
+            </w:r>
+          </w:p>
+        </w:tc>
+        <w:tc>
+          <w:tcPr>
+            <w:tcW w:w="576" w:type="dxa"/>
+            <w:vAlign w:val="center"/>
+          </w:tcPr>
+          <w:p>
+            <w:pPr>
+              <w:jc w:val="center"/>
+              <w:rPr>
+                <w:rFonts w:ascii="Times New Roman" w:hAnsi="Times New Roman" w:cs="Times New Roman"/>
+                <w:b/>
+                <w:bCs/>
+                <w:sz w:val="16"/>
+                <w:szCs w:val="16"/>
+                <w:lang w:val="en-US"/>
+              </w:rPr>
+            </w:pPr>
+            <w:r>
+              <w:rPr>
+                <w:rFonts w:ascii="Times New Roman" w:hAnsi="Times New Roman" w:cs="Times New Roman"/>
+                <w:b/>
+                <w:bCs/>
+                <w:sz w:val="16"/>
+                <w:szCs w:val="16"/>
+                <w:lang w:val="en-US"/>
+              </w:rPr>
+              <w:t>SIL</w:t>
+            </w:r>
+          </w:p>
+        </w:tc>
+        <w:tc>
+          <w:tcPr>
+            <w:tcW w:w="595" w:type="dxa"/>
+            <w:vAlign w:val="center"/>
+          </w:tcPr>
+          <w:p>
+            <w:pPr>
+              <w:jc w:val="center"/>
+              <w:rPr>
+                <w:rFonts w:ascii="Times New Roman" w:hAnsi="Times New Roman" w:cs="Times New Roman"/>
+                <w:b/>
+                <w:bCs/>
+                <w:sz w:val="16"/>
+                <w:szCs w:val="16"/>
+                <w:lang w:val="en-US"/>
+              </w:rPr>
+            </w:pPr>
+            <w:r>
+              <w:rPr>
+                <w:rFonts w:ascii="Times New Roman" w:hAnsi="Times New Roman" w:cs="Times New Roman"/>
+                <w:b/>
+                <w:bCs/>
+                <w:sz w:val="16"/>
+                <w:szCs w:val="16"/>
+                <w:lang w:val="en-US"/>
+              </w:rPr>
+              <w:t>DBI</w:t>
+            </w:r>
+          </w:p>
+        </w:tc>
+      </w:tr>
+      <w:tr>
+        <w:tc>
+          <w:tcPr>
+            <w:tcW w:w="999" w:type="dxa"/>
+            <w:vMerge w:val="restart"/>
+          </w:tcPr>
+          <w:p>
+            <w:pPr>
+              <w:jc w:val="both"/>
+              <w:rPr>
+                <w:rFonts w:ascii="Times New Roman" w:hAnsi="Times New Roman" w:cs="Times New Roman"/>
+                <w:sz w:val="16"/>
+                <w:szCs w:val="16"/>
+                <w:lang w:val="en-US"/>
+              </w:rPr>
+            </w:pPr>
+            <w:r>
+              <w:rPr>
+                <w:rFonts w:ascii="Times New Roman" w:hAnsi="Times New Roman" w:cs="Times New Roman"/>
+                <w:sz w:val="16"/>
+                <w:szCs w:val="16"/>
+                <w:lang w:val="en-US"/>
+              </w:rPr>
+              <w:t>Tanpa PCA</w:t>
+            </w:r>
+          </w:p>
+        </w:tc>
+        <w:tc>
+          <w:tcPr>
+            <w:tcW w:w="889" w:type="dxa"/>
+          </w:tcPr>
+          <w:p>
+            <w:pPr>
+              <w:jc w:val="both"/>
+              <w:rPr>
+                <w:rFonts w:ascii="Times New Roman" w:hAnsi="Times New Roman" w:cs="Times New Roman"/>
+                <w:sz w:val="16"/>
+                <w:szCs w:val="16"/>
+                <w:lang w:val="en-US"/>
+              </w:rPr>
+            </w:pPr>
+            <w:r>
+              <w:rPr>
+                <w:rFonts w:ascii="Times New Roman" w:hAnsi="Times New Roman" w:cs="Times New Roman"/>
+                <w:sz w:val="16"/>
+                <w:szCs w:val="16"/>
+                <w:lang w:val="en-US"/>
+              </w:rPr>
+              <w:t>HDBscan</w:t>
+            </w:r>
+          </w:p>
+        </w:tc>
+        <w:tc>
+          <w:tcPr>
+            <w:tcW w:w="852" w:type="dxa"/>
+          </w:tcPr>
+          <w:p>
+            <w:pPr>
+              <w:jc w:val="both"/>
+              <w:rPr>
+                <w:rFonts w:ascii="Times New Roman" w:hAnsi="Times New Roman" w:cs="Times New Roman"/>
+                <w:sz w:val="16"/>
+                <w:szCs w:val="16"/>
+                <w:lang w:val="en-US"/>
+              </w:rPr>
+            </w:pPr>
+            <w:r>
+              <w:rPr>
+                <w:rFonts w:ascii="Times New Roman" w:hAnsi="Times New Roman" w:cs="Times New Roman"/>
+                <w:sz w:val="16"/>
+                <w:szCs w:val="16"/>
+                <w:lang w:val="en-US"/>
+              </w:rPr>
+              <w:t>2</w:t>
+            </w:r>
+          </w:p>
+        </w:tc>
+        <w:tc>
+          <w:tcPr>
+            <w:tcW w:w="730" w:type="dxa"/>
+          </w:tcPr>
+          <w:p>
+            <w:pPr>
+              <w:jc w:val="both"/>
+              <w:rPr>
+                <w:rFonts w:ascii="Times New Roman" w:hAnsi="Times New Roman" w:cs="Times New Roman"/>
+                <w:sz w:val="16"/>
+                <w:szCs w:val="16"/>
+                <w:lang w:val="en-US"/>
+              </w:rPr>
+            </w:pPr>
+            <w:r>
+              <w:rPr>
+                <w:rFonts w:ascii="Times New Roman" w:hAnsi="Times New Roman" w:cs="Times New Roman"/>
+                <w:sz w:val="16"/>
+                <w:szCs w:val="16"/>
+                <w:lang w:val="en-US"/>
+              </w:rPr>
+              <w:t>11</w:t>
+            </w:r>
+          </w:p>
+        </w:tc>
+        <w:tc>
+          <w:tcPr>
+            <w:tcW w:w="576" w:type="dxa"/>
+          </w:tcPr>
+          <w:p>
+            <w:pPr>
+              <w:jc w:val="both"/>
+              <w:rPr>
+                <w:rFonts w:ascii="Times New Roman" w:hAnsi="Times New Roman" w:cs="Times New Roman"/>
+                <w:sz w:val="16"/>
+                <w:szCs w:val="16"/>
+                <w:lang w:val="en-US"/>
+              </w:rPr>
+            </w:pPr>
+            <w:r>
+              <w:rPr>
+                <w:rFonts w:ascii="Times New Roman" w:hAnsi="Times New Roman" w:cs="Times New Roman"/>
+                <w:sz w:val="16"/>
+                <w:szCs w:val="16"/>
+                <w:lang w:val="en-US"/>
+              </w:rPr>
+              <w:t>0,529</w:t>
+            </w:r>
+          </w:p>
+        </w:tc>
+        <w:tc>
+          <w:tcPr>
+            <w:tcW w:w="595" w:type="dxa"/>
+          </w:tcPr>
+          <w:p>
+            <w:pPr>
+              <w:jc w:val="both"/>
+              <w:rPr>
+                <w:rFonts w:ascii="Times New Roman" w:hAnsi="Times New Roman" w:cs="Times New Roman"/>
+                <w:sz w:val="16"/>
+                <w:szCs w:val="16"/>
+                <w:lang w:val="en-US"/>
+              </w:rPr>
+            </w:pPr>
+            <w:r>
+              <w:rPr>
+                <w:rFonts w:ascii="Times New Roman" w:hAnsi="Times New Roman" w:cs="Times New Roman"/>
+                <w:sz w:val="16"/>
+                <w:szCs w:val="16"/>
+                <w:lang w:val="en-US"/>
+              </w:rPr>
+              <w:t>0,630</w:t>
+            </w:r>
+          </w:p>
+        </w:tc>
+      </w:tr>
+      <w:tr>
+        <w:tc>
+          <w:tcPr>
+            <w:tcW w:w="999" w:type="dxa"/>
+            <w:vMerge/>
+          </w:tcPr>
+          <w:p>
+            <w:pPr>
+              <w:jc w:val="both"/>
+              <w:rPr>
+                <w:rFonts w:ascii="Times New Roman" w:hAnsi="Times New Roman" w:cs="Times New Roman"/>
+                <w:sz w:val="16"/>
+                <w:szCs w:val="16"/>
+                <w:lang w:val="en-US"/>
+              </w:rPr>
+            </w:pPr>
+          </w:p>
+        </w:tc>
+        <w:tc>
+          <w:tcPr>
+            <w:tcW w:w="889" w:type="dxa"/>
+          </w:tcPr>
+          <w:p>
+            <w:pPr>
+              <w:jc w:val="both"/>
+              <w:rPr>
+                <w:rFonts w:ascii="Times New Roman" w:hAnsi="Times New Roman" w:cs="Times New Roman"/>
+                <w:sz w:val="16"/>
+                <w:szCs w:val="16"/>
+                <w:lang w:val="en-US"/>
+              </w:rPr>
+            </w:pPr>
+            <w:r>
+              <w:rPr>
+                <w:rFonts w:ascii="Times New Roman" w:hAnsi="Times New Roman" w:cs="Times New Roman"/>
+                <w:sz w:val="16"/>
+                <w:szCs w:val="16"/>
+                <w:lang w:val="en-US"/>
+              </w:rPr>
+              <w:t>GMM</w:t>
+            </w:r>
+          </w:p>
+        </w:tc>
+        <w:tc>
+          <w:tcPr>
+            <w:tcW w:w="852" w:type="dxa"/>
+          </w:tcPr>
+          <w:p>
+            <w:pPr>
+              <w:jc w:val="both"/>
+              <w:rPr>
+                <w:rFonts w:ascii="Times New Roman" w:hAnsi="Times New Roman" w:cs="Times New Roman"/>
+                <w:sz w:val="16"/>
+                <w:szCs w:val="16"/>
+                <w:lang w:val="en-US"/>
+              </w:rPr>
+            </w:pPr>
+            <w:r>
+              <w:rPr>
+                <w:rFonts w:ascii="Times New Roman" w:hAnsi="Times New Roman" w:cs="Times New Roman"/>
+                <w:sz w:val="16"/>
+                <w:szCs w:val="16"/>
+                <w:lang w:val="en-US"/>
+              </w:rPr>
+              <w:t>2</w:t>
+            </w:r>
+          </w:p>
+        </w:tc>
+        <w:tc>
+          <w:tcPr>
+            <w:tcW w:w="730" w:type="dxa"/>
+          </w:tcPr>
+          <w:p>
+            <w:pPr>
+              <w:jc w:val="both"/>
+              <w:rPr>
+                <w:rFonts w:ascii="Times New Roman" w:hAnsi="Times New Roman" w:cs="Times New Roman"/>
+                <w:sz w:val="16"/>
+                <w:szCs w:val="16"/>
+                <w:lang w:val="en-US"/>
+              </w:rPr>
+            </w:pPr>
+            <w:r>
+              <w:rPr>
+                <w:rFonts w:ascii="Times New Roman" w:hAnsi="Times New Roman" w:cs="Times New Roman"/>
+                <w:sz w:val="16"/>
+                <w:szCs w:val="16"/>
+                <w:lang w:val="en-US"/>
+              </w:rPr>
+              <w:t>0</w:t>
+            </w:r>
+          </w:p>
+        </w:tc>
+        <w:tc>
+          <w:tcPr>
+            <w:tcW w:w="576" w:type="dxa"/>
+          </w:tcPr>
+          <w:p>
+            <w:pPr>
+              <w:jc w:val="both"/>
+              <w:rPr>
+                <w:rFonts w:ascii="Times New Roman" w:hAnsi="Times New Roman" w:cs="Times New Roman"/>
+                <w:sz w:val="16"/>
+                <w:szCs w:val="16"/>
+                <w:lang w:val="en-US"/>
+              </w:rPr>
+            </w:pPr>
+            <w:r>
+              <w:rPr>
+                <w:rFonts w:ascii="Times New Roman" w:hAnsi="Times New Roman" w:cs="Times New Roman"/>
+                <w:sz w:val="16"/>
+                <w:szCs w:val="16"/>
+                <w:lang w:val="en-US"/>
+              </w:rPr>
+              <w:t>0,529</w:t>
+            </w:r>
+          </w:p>
+        </w:tc>
+        <w:tc>
+          <w:tcPr>
+            <w:tcW w:w="595" w:type="dxa"/>
+          </w:tcPr>
+          <w:p>
+            <w:pPr>
+              <w:jc w:val="both"/>
+              <w:rPr>
+                <w:rFonts w:ascii="Times New Roman" w:hAnsi="Times New Roman" w:cs="Times New Roman"/>
+                <w:sz w:val="16"/>
+                <w:szCs w:val="16"/>
+                <w:lang w:val="en-US"/>
+              </w:rPr>
+            </w:pPr>
+            <w:r>
+              <w:rPr>
+                <w:rFonts w:ascii="Times New Roman" w:hAnsi="Times New Roman" w:cs="Times New Roman"/>
+                <w:sz w:val="16"/>
+                <w:szCs w:val="16"/>
+                <w:lang w:val="en-US"/>
+              </w:rPr>
+              <w:t>0,630</w:t>
+            </w:r>
+          </w:p>
+        </w:tc>
+      </w:tr>
+      <w:tr>
+        <w:tc>
+          <w:tcPr>
+            <w:tcW w:w="999" w:type="dxa"/>
+            <w:vMerge w:val="restart"/>
+          </w:tcPr>
+          <w:p>
+            <w:pPr>
+              <w:jc w:val="both"/>
+              <w:rPr>
+                <w:rFonts w:ascii="Times New Roman" w:hAnsi="Times New Roman" w:cs="Times New Roman"/>
+                <w:sz w:val="16"/>
+                <w:szCs w:val="16"/>
+                <w:lang w:val="en-US"/>
+              </w:rPr>
+            </w:pPr>
+            <w:r>
+              <w:rPr>
+                <w:rFonts w:ascii="Times New Roman" w:hAnsi="Times New Roman" w:cs="Times New Roman"/>
+                <w:sz w:val="16"/>
+                <w:szCs w:val="16"/>
+                <w:lang w:val="en-US"/>
+              </w:rPr>
+              <w:t>PCA + Rotasi Varimax</w:t>
+            </w:r>
+          </w:p>
+        </w:tc>
+        <w:tc>
+          <w:tcPr>
+            <w:tcW w:w="889" w:type="dxa"/>
+          </w:tcPr>
+          <w:p>
+            <w:pPr>
+              <w:jc w:val="both"/>
+              <w:rPr>
+                <w:rFonts w:ascii="Times New Roman" w:hAnsi="Times New Roman" w:cs="Times New Roman"/>
+                <w:sz w:val="16"/>
+                <w:szCs w:val="16"/>
+                <w:lang w:val="en-US"/>
+              </w:rPr>
+            </w:pPr>
+            <w:r>
+              <w:rPr>
+                <w:rFonts w:ascii="Times New Roman" w:hAnsi="Times New Roman" w:cs="Times New Roman"/>
+                <w:sz w:val="16"/>
+                <w:szCs w:val="16"/>
+                <w:lang w:val="en-US"/>
+              </w:rPr>
+              <w:t>HDBscan</w:t>
+            </w:r>
+          </w:p>
+        </w:tc>
+        <w:tc>
+          <w:tcPr>
+            <w:tcW w:w="852" w:type="dxa"/>
+          </w:tcPr>
+          <w:p>
+            <w:pPr>
+              <w:jc w:val="both"/>
+              <w:rPr>
+                <w:rFonts w:ascii="Times New Roman" w:hAnsi="Times New Roman" w:cs="Times New Roman"/>
+                <w:sz w:val="16"/>
+                <w:szCs w:val="16"/>
+                <w:lang w:val="en-US"/>
+              </w:rPr>
+            </w:pPr>
+            <w:r>
+              <w:rPr>
+                <w:rFonts w:ascii="Times New Roman" w:hAnsi="Times New Roman" w:cs="Times New Roman"/>
+                <w:sz w:val="16"/>
+                <w:szCs w:val="16"/>
+                <w:lang w:val="en-US"/>
+              </w:rPr>
+              <w:t>2</w:t>
+            </w:r>
+          </w:p>
+        </w:tc>
+        <w:tc>
+          <w:tcPr>
+            <w:tcW w:w="730" w:type="dxa"/>
+          </w:tcPr>
+          <w:p>
+            <w:pPr>
+              <w:jc w:val="both"/>
+              <w:rPr>
+                <w:rFonts w:ascii="Times New Roman" w:hAnsi="Times New Roman" w:cs="Times New Roman"/>
+                <w:sz w:val="16"/>
+                <w:szCs w:val="16"/>
+                <w:lang w:val="en-US"/>
+              </w:rPr>
+            </w:pPr>
+            <w:r>
+              <w:rPr>
+                <w:rFonts w:ascii="Times New Roman" w:hAnsi="Times New Roman" w:cs="Times New Roman"/>
+                <w:sz w:val="16"/>
+                <w:szCs w:val="16"/>
+                <w:lang w:val="en-US"/>
+              </w:rPr>
+              <w:t>0</w:t>
+            </w:r>
+          </w:p>
+        </w:tc>
+        <w:tc>
+          <w:tcPr>
+            <w:tcW w:w="576" w:type="dxa"/>
+          </w:tcPr>
+          <w:p>
+            <w:pPr>
+              <w:jc w:val="both"/>
+              <w:rPr>
+                <w:rFonts w:ascii="Times New Roman" w:hAnsi="Times New Roman" w:cs="Times New Roman"/>
+                <w:sz w:val="16"/>
+                <w:szCs w:val="16"/>
+                <w:lang w:val="en-US"/>
+              </w:rPr>
+            </w:pPr>
+            <w:r>
+              <w:rPr>
+                <w:rFonts w:ascii="Times New Roman" w:hAnsi="Times New Roman" w:cs="Times New Roman"/>
+                <w:sz w:val="16"/>
+                <w:szCs w:val="16"/>
+                <w:lang w:val="en-US"/>
+              </w:rPr>
+              <w:t>0,5789</w:t>
+            </w:r>
+          </w:p>
+        </w:tc>
+        <w:tc>
+          <w:tcPr>
+            <w:tcW w:w="595" w:type="dxa"/>
+          </w:tcPr>
+          <w:p>
+            <w:pPr>
+              <w:jc w:val="both"/>
+              <w:rPr>
+                <w:rFonts w:ascii="Times New Roman" w:hAnsi="Times New Roman" w:cs="Times New Roman"/>
+                <w:sz w:val="16"/>
+                <w:szCs w:val="16"/>
+                <w:lang w:val="en-US"/>
+              </w:rPr>
+            </w:pPr>
+            <w:r>
+              <w:rPr>
+                <w:rFonts w:ascii="Times New Roman" w:hAnsi="Times New Roman" w:cs="Times New Roman"/>
+                <w:sz w:val="16"/>
+                <w:szCs w:val="16"/>
+                <w:lang w:val="en-US"/>
+              </w:rPr>
+              <w:t>0,5564</w:t>
+            </w:r>
+          </w:p>
+        </w:tc>
+      </w:tr>
+      <w:tr>
+        <w:tc>
+          <w:tcPr>
+            <w:tcW w:w="999" w:type="dxa"/>
+            <w:vMerge/>
+          </w:tcPr>
+          <w:p>
+            <w:pPr>
+              <w:jc w:val="both"/>
+              <w:rPr>
+                <w:rFonts w:ascii="Times New Roman" w:hAnsi="Times New Roman" w:cs="Times New Roman"/>
+                <w:sz w:val="16"/>
+                <w:szCs w:val="16"/>
+                <w:lang w:val="en-US"/>
+              </w:rPr>
+            </w:pPr>
+          </w:p>
+        </w:tc>
+        <w:tc>
+          <w:tcPr>
+            <w:tcW w:w="889" w:type="dxa"/>
+          </w:tcPr>
+          <w:p>
+            <w:pPr>
+              <w:jc w:val="both"/>
+              <w:rPr>
+                <w:rFonts w:ascii="Times New Roman" w:hAnsi="Times New Roman" w:cs="Times New Roman"/>
+                <w:sz w:val="16"/>
+                <w:szCs w:val="16"/>
+                <w:lang w:val="en-US"/>
+              </w:rPr>
+            </w:pPr>
+            <w:r>
+              <w:rPr>
+                <w:rFonts w:ascii="Times New Roman" w:hAnsi="Times New Roman" w:cs="Times New Roman"/>
+                <w:sz w:val="16"/>
+                <w:szCs w:val="16"/>
+                <w:lang w:val="en-US"/>
+              </w:rPr>
+              <w:t>GMM</w:t>
+            </w:r>
+          </w:p>
+        </w:tc>
+        <w:tc>
+          <w:tcPr>
+            <w:tcW w:w="852" w:type="dxa"/>
+          </w:tcPr>
+          <w:p>
+            <w:pPr>
+              <w:jc w:val="both"/>
+              <w:rPr>
+                <w:rFonts w:ascii="Times New Roman" w:hAnsi="Times New Roman" w:cs="Times New Roman"/>
+                <w:sz w:val="16"/>
+                <w:szCs w:val="16"/>
+                <w:lang w:val="en-US"/>
+              </w:rPr>
+            </w:pPr>
+            <w:r>
+              <w:rPr>
+                <w:rFonts w:ascii="Times New Roman" w:hAnsi="Times New Roman" w:cs="Times New Roman"/>
+                <w:sz w:val="16"/>
+                <w:szCs w:val="16"/>
+                <w:lang w:val="en-US"/>
+              </w:rPr>
+              <w:t>2</w:t>
+            </w:r>
+          </w:p>
+        </w:tc>
+        <w:tc>
+          <w:tcPr>
+            <w:tcW w:w="730" w:type="dxa"/>
+          </w:tcPr>
+          <w:p>
+            <w:pPr>
+              <w:jc w:val="both"/>
+              <w:rPr>
+                <w:rFonts w:ascii="Times New Roman" w:hAnsi="Times New Roman" w:cs="Times New Roman"/>
+                <w:sz w:val="16"/>
+                <w:szCs w:val="16"/>
+                <w:lang w:val="en-US"/>
+              </w:rPr>
+            </w:pPr>
+            <w:r>
+              <w:rPr>
+                <w:rFonts w:ascii="Times New Roman" w:hAnsi="Times New Roman" w:cs="Times New Roman"/>
+                <w:sz w:val="16"/>
+                <w:szCs w:val="16"/>
+                <w:lang w:val="en-US"/>
+              </w:rPr>
+              <w:t>0</w:t>
+            </w:r>
+          </w:p>
+        </w:tc>
+        <w:tc>
+          <w:tcPr>
+            <w:tcW w:w="576" w:type="dxa"/>
+          </w:tcPr>
+          <w:p>
+            <w:pPr>
+              <w:jc w:val="both"/>
+              <w:rPr>
+                <w:rFonts w:ascii="Times New Roman" w:hAnsi="Times New Roman" w:cs="Times New Roman"/>
+                <w:sz w:val="16"/>
+                <w:szCs w:val="16"/>
+                <w:lang w:val="en-US"/>
+              </w:rPr>
+            </w:pPr>
+            <w:r>
+              <w:rPr>
+                <w:rFonts w:ascii="Times New Roman" w:hAnsi="Times New Roman" w:cs="Times New Roman"/>
+                <w:sz w:val="16"/>
+                <w:szCs w:val="16"/>
+                <w:lang w:val="en-US"/>
+              </w:rPr>
+              <w:t>0,5789</w:t>
+            </w:r>
+          </w:p>
+        </w:tc>
+        <w:tc>
+          <w:tcPr>
+            <w:tcW w:w="595" w:type="dxa"/>
+          </w:tcPr>
+          <w:p>
+            <w:pPr>
+              <w:jc w:val="both"/>
+              <w:rPr>
+                <w:rFonts w:ascii="Times New Roman" w:hAnsi="Times New Roman" w:cs="Times New Roman"/>
+                <w:sz w:val="16"/>
+                <w:szCs w:val="16"/>
+                <w:lang w:val="en-US"/>
+              </w:rPr>
+            </w:pPr>
+            <w:r>
+              <w:rPr>
+                <w:rFonts w:ascii="Times New Roman" w:hAnsi="Times New Roman" w:cs="Times New Roman"/>
+                <w:sz w:val="16"/>
+                <w:szCs w:val="16"/>
+                <w:lang w:val="en-US"/>
+              </w:rPr>
+              <w:t>0,5564</w:t>
+            </w:r>
+          </w:p>
+        </w:tc>
+      </w:tr>
+      <w:tr>
+        <w:tc>
+          <w:tcPr>
+            <w:tcW w:w="999" w:type="dxa"/>
+          </w:tcPr>
+          <w:p>
+            <w:pPr>
+              <w:jc w:val="both"/>
+              <w:rPr>
+                <w:rFonts w:ascii="Times New Roman" w:hAnsi="Times New Roman" w:cs="Times New Roman"/>
+                <w:sz w:val="16"/>
+                <w:szCs w:val="16"/>
+                <w:lang w:val="en-US"/>
+              </w:rPr>
+            </w:pPr>
+            <w:r>
+              <w:rPr>
+                <w:rFonts w:ascii="Times New Roman" w:hAnsi="Times New Roman" w:cs="Times New Roman"/>
+                <w:sz w:val="16"/>
+                <w:szCs w:val="16"/>
+                <w:lang w:val="en-US"/>
+              </w:rPr>
+              <w:t xml:space="preserve">PCA </w:t>
+            </w:r>
+          </w:p>
+        </w:tc>
+        <w:tc>
+          <w:tcPr>
+            <w:tcW w:w="889" w:type="dxa"/>
+          </w:tcPr>
+          <w:p>
+            <w:pPr>
+              <w:jc w:val="both"/>
+              <w:rPr>
+                <w:rFonts w:ascii="Times New Roman" w:hAnsi="Times New Roman" w:cs="Times New Roman"/>
+                <w:sz w:val="16"/>
+                <w:szCs w:val="16"/>
+                <w:lang w:val="en-US"/>
+              </w:rPr>
+            </w:pPr>
+            <w:r>
+              <w:rPr>
+                <w:rFonts w:ascii="Times New Roman" w:hAnsi="Times New Roman" w:cs="Times New Roman"/>
+                <w:sz w:val="16"/>
+                <w:szCs w:val="16"/>
+                <w:lang w:val="en-US"/>
+              </w:rPr>
+              <w:t>HDBscan</w:t>
+            </w:r>
+          </w:p>
+        </w:tc>
+        <w:tc>
+          <w:tcPr>
+            <w:tcW w:w="852" w:type="dxa"/>
+          </w:tcPr>
+          <w:p>
+            <w:pPr>
+              <w:jc w:val="both"/>
+              <w:rPr>
+                <w:rFonts w:ascii="Times New Roman" w:hAnsi="Times New Roman" w:cs="Times New Roman"/>
+                <w:sz w:val="16"/>
+                <w:szCs w:val="16"/>
+                <w:lang w:val="en-US"/>
+              </w:rPr>
+            </w:pPr>
+            <w:r>
+              <w:rPr>
+                <w:rFonts w:ascii="Times New Roman" w:hAnsi="Times New Roman" w:cs="Times New Roman"/>
+                <w:sz w:val="16"/>
+                <w:szCs w:val="16"/>
+                <w:lang w:val="en-US"/>
+              </w:rPr>
+              <w:t>2</w:t>
+            </w:r>
+          </w:p>
+        </w:tc>
+        <w:tc>
+          <w:tcPr>
+            <w:tcW w:w="730" w:type="dxa"/>
+          </w:tcPr>
+          <w:p>
+            <w:pPr>
+              <w:jc w:val="both"/>
+              <w:rPr>
+                <w:rFonts w:ascii="Times New Roman" w:hAnsi="Times New Roman" w:cs="Times New Roman"/>
+                <w:sz w:val="16"/>
+                <w:szCs w:val="16"/>
+                <w:lang w:val="en-US"/>
+              </w:rPr>
+            </w:pPr>
+            <w:r>
+              <w:rPr>
+                <w:rFonts w:ascii="Times New Roman" w:hAnsi="Times New Roman" w:cs="Times New Roman"/>
+                <w:sz w:val="16"/>
+                <w:szCs w:val="16"/>
+                <w:lang w:val="en-US"/>
+              </w:rPr>
+              <w:t>0</w:t>
+            </w:r>
+          </w:p>
+        </w:tc>
+        <w:tc>
+          <w:tcPr>
+            <w:tcW w:w="576" w:type="dxa"/>
+          </w:tcPr>
+          <w:p>
+            <w:pPr>
+              <w:jc w:val="both"/>
+              <w:rPr>
+                <w:rFonts w:ascii="Times New Roman" w:hAnsi="Times New Roman" w:cs="Times New Roman"/>
+                <w:sz w:val="16"/>
+                <w:szCs w:val="16"/>
+                <w:lang w:val="en-US"/>
+              </w:rPr>
+            </w:pPr>
+            <w:r>
+              <w:rPr>
+                <w:rFonts w:ascii="Times New Roman" w:hAnsi="Times New Roman" w:cs="Times New Roman"/>
+                <w:sz w:val="16"/>
+                <w:szCs w:val="16"/>
+                <w:lang w:val="en-US"/>
+              </w:rPr>
+              <w:t>0,5789</w:t>
+            </w:r>
+          </w:p>
+        </w:tc>
+        <w:tc>
+          <w:tcPr>
+            <w:tcW w:w="595" w:type="dxa"/>
+          </w:tcPr>
+          <w:p>
+            <w:pPr>
+              <w:jc w:val="both"/>
+              <w:rPr>
+                <w:rFonts w:ascii="Times New Roman" w:hAnsi="Times New Roman" w:cs="Times New Roman"/>
+                <w:sz w:val="16"/>
+                <w:szCs w:val="16"/>
+                <w:lang w:val="en-US"/>
+              </w:rPr>
+            </w:pPr>
+            <w:r>
+              <w:rPr>
+                <w:rFonts w:ascii="Times New Roman" w:hAnsi="Times New Roman" w:cs="Times New Roman"/>
+                <w:sz w:val="16"/>
+                <w:szCs w:val="16"/>
+                <w:lang w:val="en-US"/>
+              </w:rPr>
+              <w:t>0,5564</w:t>
+            </w:r>
+          </w:p>
+        </w:tc>
+      </w:tr>
+      <w:tr>
+        <w:tc>
+          <w:tcPr>
+            <w:tcW w:w="999" w:type="dxa"/>
+            <w:shd w:val="clear" w:color="auto" w:fill="FFFF00"/>
+          </w:tcPr>
+          <w:p>
+            <w:pPr>
+              <w:jc w:val="both"/>
+              <w:rPr>
+                <w:rFonts w:ascii="Times New Roman" w:hAnsi="Times New Roman" w:cs="Times New Roman"/>
+                <w:sz w:val="16"/>
+                <w:szCs w:val="16"/>
+                <w:lang w:val="en-US"/>
+              </w:rPr>
+            </w:pPr>
+            <w:r>
+              <w:rPr>
+                <w:rFonts w:ascii="Times New Roman" w:hAnsi="Times New Roman" w:cs="Times New Roman"/>
+                <w:sz w:val="16"/>
+                <w:szCs w:val="16"/>
+                <w:lang w:val="en-US"/>
+              </w:rPr>
+              <w:t>PCA (n = 4)</w:t>
+            </w:r>
+          </w:p>
+        </w:tc>
+        <w:tc>
+          <w:tcPr>
+            <w:tcW w:w="889" w:type="dxa"/>
+            <w:shd w:val="clear" w:color="auto" w:fill="FFFF00"/>
+          </w:tcPr>
+          <w:p>
+            <w:pPr>
+              <w:jc w:val="both"/>
+              <w:rPr>
+                <w:rFonts w:ascii="Times New Roman" w:hAnsi="Times New Roman" w:cs="Times New Roman"/>
+                <w:sz w:val="16"/>
+                <w:szCs w:val="16"/>
+                <w:lang w:val="en-US"/>
+              </w:rPr>
+            </w:pPr>
+            <w:r>
+              <w:rPr>
+                <w:rFonts w:ascii="Times New Roman" w:hAnsi="Times New Roman" w:cs="Times New Roman"/>
+                <w:sz w:val="16"/>
+                <w:szCs w:val="16"/>
+                <w:lang w:val="en-US"/>
+              </w:rPr>
+              <w:t>GMM</w:t>
+            </w:r>
+          </w:p>
+        </w:tc>
+        <w:tc>
+          <w:tcPr>
+            <w:tcW w:w="852" w:type="dxa"/>
+            <w:shd w:val="clear" w:color="auto" w:fill="FFFF00"/>
+          </w:tcPr>
+          <w:p>
+            <w:pPr>
+              <w:jc w:val="both"/>
+              <w:rPr>
+                <w:rFonts w:ascii="Times New Roman" w:hAnsi="Times New Roman" w:cs="Times New Roman"/>
+                <w:sz w:val="16"/>
+                <w:szCs w:val="16"/>
+                <w:lang w:val="en-US"/>
+              </w:rPr>
+            </w:pPr>
+            <w:r>
+              <w:rPr>
+                <w:rFonts w:ascii="Times New Roman" w:hAnsi="Times New Roman" w:cs="Times New Roman"/>
+                <w:sz w:val="16"/>
+                <w:szCs w:val="16"/>
+                <w:lang w:val="en-US"/>
+              </w:rPr>
+              <w:t>4</w:t>
+            </w:r>
+          </w:p>
+        </w:tc>
+        <w:tc>
+          <w:tcPr>
+            <w:tcW w:w="730" w:type="dxa"/>
+            <w:shd w:val="clear" w:color="auto" w:fill="FFFF00"/>
+          </w:tcPr>
+          <w:p>
+            <w:pPr>
+              <w:jc w:val="both"/>
+              <w:rPr>
+                <w:rFonts w:ascii="Times New Roman" w:hAnsi="Times New Roman" w:cs="Times New Roman"/>
+                <w:sz w:val="16"/>
+                <w:szCs w:val="16"/>
+                <w:lang w:val="en-US"/>
+              </w:rPr>
+            </w:pPr>
+            <w:r>
+              <w:rPr>
+                <w:rFonts w:ascii="Times New Roman" w:hAnsi="Times New Roman" w:cs="Times New Roman"/>
+                <w:sz w:val="16"/>
+                <w:szCs w:val="16"/>
+                <w:lang w:val="en-US"/>
+              </w:rPr>
+              <w:t>0</w:t>
+            </w:r>
+          </w:p>
+        </w:tc>
+        <w:tc>
+          <w:tcPr>
+            <w:tcW w:w="576" w:type="dxa"/>
+            <w:shd w:val="clear" w:color="auto" w:fill="FFFF00"/>
+          </w:tcPr>
+          <w:p>
+            <w:pPr>
+              <w:jc w:val="both"/>
+              <w:rPr>
+                <w:rFonts w:ascii="Times New Roman" w:hAnsi="Times New Roman" w:cs="Times New Roman"/>
+                <w:sz w:val="16"/>
+                <w:szCs w:val="16"/>
+                <w:lang w:val="en-US"/>
+              </w:rPr>
+            </w:pPr>
+            <w:r>
+              <w:rPr>
+                <w:rFonts w:ascii="Times New Roman" w:hAnsi="Times New Roman" w:cs="Times New Roman"/>
+                <w:sz w:val="16"/>
+                <w:szCs w:val="16"/>
+                <w:lang w:val="en-US"/>
+              </w:rPr>
+              <w:t>0,2821</w:t>
+            </w:r>
+          </w:p>
+        </w:tc>
+        <w:tc>
+          <w:tcPr>
+            <w:tcW w:w="595" w:type="dxa"/>
+            <w:shd w:val="clear" w:color="auto" w:fill="FFFF00"/>
+          </w:tcPr>
+          <w:p>
+            <w:pPr>
+              <w:jc w:val="both"/>
+              <w:rPr>
+                <w:rFonts w:ascii="Times New Roman" w:hAnsi="Times New Roman" w:cs="Times New Roman"/>
+                <w:sz w:val="16"/>
+                <w:szCs w:val="16"/>
+                <w:lang w:val="en-US"/>
+              </w:rPr>
+            </w:pPr>
+            <w:r>
+              <w:rPr>
+                <w:rFonts w:ascii="Times New Roman" w:hAnsi="Times New Roman" w:cs="Times New Roman"/>
+                <w:sz w:val="16"/>
+                <w:szCs w:val="16"/>
+                <w:lang w:val="en-US"/>
+              </w:rPr>
+              <w:t>0,8159</w:t>
+            </w:r>
+          </w:p>
+        </w:tc>
+      </w:tr>
+    </w:tbl>
+    <w:p>
+      <w:pPr>
+        <w:spacing w:after="0" w:line="240" w:lineRule="auto"/>
+        <w:ind w:firstLine="426"/>
+        <w:jc w:val="both"/>
+        <w:rPr>
+          <w:rFonts w:ascii="Times New Roman" w:hAnsi="Times New Roman" w:cs="Times New Roman"/>
+          <w:sz w:val="22"/>
+          <w:szCs w:val="22"/>
+          <w:lang w:val="en-US"/>
+        </w:rPr>
+      </w:pPr>
+      <w:bookmarkStart w:id="0" w:name="_GoBack"/>
+      <w:bookmarkEnd w:id="0"/>
+    </w:p>
+    <w:p>
+      <w:pPr>
+        <w:spacing w:after="0" w:line="240" w:lineRule="auto"/>
+        <w:ind w:firstLine="426"/>
+        <w:jc w:val="both"/>
+        <w:rPr>
+          <w:rFonts w:ascii="Times New Roman" w:hAnsi="Times New Roman" w:cs="Times New Roman"/>
+          <w:sz w:val="22"/>
+          <w:szCs w:val="22"/>
+          <w:lang w:val="en-US"/>
+        </w:rPr>
+      </w:pPr>
+      <w:r>
+        <w:rPr>
+          <w:rFonts w:ascii="Times New Roman" w:hAnsi="Times New Roman" w:cs="Times New Roman"/>
+          <w:sz w:val="22"/>
+          <w:szCs w:val="22"/>
+          <w:lang w:val="en-US"/>
+        </w:rPr>
+        <w:t xml:space="preserve">Dimana didapat bahwa metrix terbaik dihasilkan oleh PCA dengan rotasi Varimax + </w:t>
+      </w:r>
+      <w:proofErr w:type="gramStart"/>
+      <w:r>
+        <w:rPr>
+          <w:rFonts w:ascii="Times New Roman" w:hAnsi="Times New Roman" w:cs="Times New Roman"/>
+          <w:sz w:val="22"/>
+          <w:szCs w:val="22"/>
+          <w:lang w:val="en-US"/>
+        </w:rPr>
+        <w:t>HBDSCAN</w:t>
+      </w:r>
+      <w:r>
+        <w:rPr>
+          <w:rFonts w:ascii="Times New Roman" w:hAnsi="Times New Roman" w:cs="Times New Roman"/>
+          <w:sz w:val="22"/>
+          <w:szCs w:val="22"/>
+          <w:lang w:val="en-US"/>
+        </w:rPr>
+        <w:t>(</w:t>
+      </w:r>
+      <w:proofErr w:type="gramEnd"/>
+      <w:r>
+        <w:rPr>
+          <w:rFonts w:ascii="Times New Roman" w:hAnsi="Times New Roman" w:cs="Times New Roman"/>
+          <w:sz w:val="22"/>
+          <w:szCs w:val="22"/>
+          <w:lang w:val="en-US"/>
+        </w:rPr>
+        <w:t>SS=0.565, DBI=0,450)</w:t>
+      </w:r>
+      <w:r>
+        <w:rPr>
+          <w:rFonts w:ascii="Times New Roman" w:hAnsi="Times New Roman" w:cs="Times New Roman"/>
+          <w:sz w:val="22"/>
+          <w:szCs w:val="22"/>
+          <w:lang w:val="en-US"/>
+        </w:rPr>
+        <w:t xml:space="preserve">, namun hanya dapat menghasilkan 2 cluster dimana secara interpretatif </w:t>
+      </w:r>
+      <w:r>
+        <w:rPr>
+          <w:rFonts w:ascii="Times New Roman" w:hAnsi="Times New Roman" w:cs="Times New Roman"/>
+          <w:sz w:val="22"/>
+          <w:szCs w:val="22"/>
+          <w:lang w:val="en-US"/>
+        </w:rPr>
+        <w:t>tidak maksimal dalam segmentasi 38 Provinsi. Sehingga dipilih PCA tanpa rotasi Varimax + GMM dengan hasil cluster = 4, yang lebih relevan dalam mempresentasikan karakteristik wilayah sebagai rekomendasi intervensi kebijakan.</w:t>
       </w:r>
     </w:p>
     <w:sectPr>
@@ -1652,8 +5364,275 @@
 </file>
 
 <file path=word/numbering.xml><?xml version="1.0" encoding="utf-8"?>
-<w:numbering xmlns:wpc="http://schemas.microsoft.com/office/word/2010/wordprocessingCanvas" xmlns:cx="http://schemas.microsoft.com/office/drawing/2014/chartex" xmlns:cx1="http://schemas.microsoft.com/office/drawing/2015/9/8/chartex" xmlns:cx2="http://schemas.microsoft.com/office/drawing/2015/10/21/chartex" xmlns:cx3="http://schemas.microsoft.com/office/drawing/2016/5/9/chartex" xmlns:cx4="http://schemas.microsoft.com/office/drawing/2016/5/10/chartex" xmlns:cx5="http://schemas.microsoft.com/office/drawing/2016/5/11/chartex" xmlns:cx6="http://schemas.microsoft.com/office/drawing/2016/5/12/chartex" xmlns:cx7="http://schemas.microsoft.com/office/drawing/2016/5/13/chartex" xmlns:cx8="http://schemas.microsoft.com/office/drawing/2016/5/14/chartex" xmlns:mc="http://schemas.openxmlformats.org/markup-compatibility/2006" xmlns:aink="http://schemas.microsoft.com/office/drawing/2016/ink" xmlns:am3d="http://schemas.microsoft.com/office/drawing/2017/model3d" xmlns:o="urn:schemas-microsoft-com:office:office" xmlns:oel="http://schemas.microsoft.com/office/2019/extlst" xmlns:r="http://schemas.openxmlformats.org/officeDocument/2006/relationships" xmlns:m="http://schemas.openxmlformats.org/officeDocument/2006/math" xmlns:v="urn:schemas-microsoft-com:vml" xmlns:wp14="http://schemas.microsoft.com/office/word/2010/wordprocessingDrawing" xmlns:wp="http://schemas.openxmlformats.org/drawingml/2006/wordprocessingDrawing" xmlns:w10="urn:schemas-microsoft-com:office:word" xmlns:w="http://schemas.openxmlformats.org/wordprocessingml/2006/main" xmlns:w14="http://schemas.microsoft.com/office/word/2010/wordml" xmlns:w15="http://schemas.microsoft.com/office/word/2012/wordml" xmlns:w16cex="http://schemas.microsoft.com/office/word/2018/wordml/cex" xmlns:w16cid="http://schemas.microsoft.com/office/word/2016/wordml/cid" xmlns:w16="http://schemas.microsoft.com/office/word/2018/wordml" xmlns:w16du="http://schemas.microsoft.com/office/word/2023/wordml/word16du" xmlns:w16sdtdh="http://schemas.microsoft.com/office/word/2020/wordml/sdtdatahash" xmlns:w16sdtfl="http://schemas.microsoft.com/office/word/2024/wordml/sdtformatlock" xmlns:w16se="http://schemas.microsoft.com/office/word/2015/wordml/symex" xmlns:wpg="http://schemas.microsoft.com/office/word/2010/wordprocessingGroup" xmlns:wpi="http://schemas.microsoft.com/office/word/2010/wordprocessingInk" xmlns:wne="http://schemas.microsoft.com/office/word/2006/wordml" xmlns:wps="http://schemas.microsoft.com/office/word/2010/wordprocessingShape" mc:Ignorable="w14 w15 w16se w16cid w16 w16cex w16sdtdh w16sdtfl w16du wp14">
+<w:numbering xmlns:wpc="http://schemas.microsoft.com/office/word/2010/wordprocessingCanvas" xmlns:cx="http://schemas.microsoft.com/office/drawing/2014/chartex" xmlns:cx1="http://schemas.microsoft.com/office/drawing/2015/9/8/chartex" xmlns:cx2="http://schemas.microsoft.com/office/drawing/2015/10/21/chartex" xmlns:cx3="http://schemas.microsoft.com/office/drawing/2016/5/9/chartex" xmlns:cx4="http://schemas.microsoft.com/office/drawing/2016/5/10/chartex" xmlns:cx5="http://schemas.microsoft.com/office/drawing/2016/5/11/chartex" xmlns:cx6="http://schemas.microsoft.com/office/drawing/2016/5/12/chartex" xmlns:cx7="http://schemas.microsoft.com/office/drawing/2016/5/13/chartex" xmlns:cx8="http://schemas.microsoft.com/office/drawing/2016/5/14/chartex" xmlns:mc="http://schemas.openxmlformats.org/markup-compatibility/2006" xmlns:aink="http://schemas.microsoft.com/office/drawing/2016/ink" xmlns:am3d="http://schemas.microsoft.com/office/drawing/2017/model3d" xmlns:o="urn:schemas-microsoft-com:office:office" xmlns:r="http://schemas.openxmlformats.org/officeDocument/2006/relationships" xmlns:m="http://schemas.openxmlformats.org/officeDocument/2006/math" xmlns:v="urn:schemas-microsoft-com:vml" xmlns:wp14="http://schemas.microsoft.com/office/word/2010/wordprocessingDrawing" xmlns:wp="http://schemas.openxmlformats.org/drawingml/2006/wordprocessingDrawing" xmlns:w10="urn:schemas-microsoft-com:office:word" xmlns:w="http://schemas.openxmlformats.org/wordprocessingml/2006/main" xmlns:w14="http://schemas.microsoft.com/office/word/2010/wordml" xmlns:w15="http://schemas.microsoft.com/office/word/2012/wordml" xmlns:w16cex="http://schemas.microsoft.com/office/word/2018/wordml/cex" xmlns:w16cid="http://schemas.microsoft.com/office/word/2016/wordml/cid" xmlns:w16="http://schemas.microsoft.com/office/word/2018/wordml" xmlns:w16se="http://schemas.microsoft.com/office/word/2015/wordml/symex" xmlns:wpg="http://schemas.microsoft.com/office/word/2010/wordprocessingGroup" xmlns:wpi="http://schemas.microsoft.com/office/word/2010/wordprocessingInk" xmlns:wne="http://schemas.microsoft.com/office/word/2006/wordml" xmlns:wps="http://schemas.microsoft.com/office/word/2010/wordprocessingShape" mc:Ignorable="w14 w15 w16se w16cid w16 w16cex wp14">
   <w:abstractNum w:abstractNumId="0" w15:restartNumberingAfterBreak="0">
+    <w:nsid w:val="01247EA9"/>
+    <w:multiLevelType w:val="hybridMultilevel"/>
+    <w:tmpl w:val="1E0047D0"/>
+    <w:lvl w:ilvl="0" w:tplc="754EAD34">
+      <w:start w:val="1"/>
+      <w:numFmt w:val="upperLetter"/>
+      <w:lvlText w:val="%1."/>
+      <w:lvlJc w:val="left"/>
+      <w:pPr>
+        <w:ind w:left="786" w:hanging="360"/>
+      </w:pPr>
+      <w:rPr>
+        <w:rFonts w:hint="default"/>
+      </w:rPr>
+    </w:lvl>
+    <w:lvl w:ilvl="1" w:tplc="38090019" w:tentative="1">
+      <w:start w:val="1"/>
+      <w:numFmt w:val="lowerLetter"/>
+      <w:lvlText w:val="%2."/>
+      <w:lvlJc w:val="left"/>
+      <w:pPr>
+        <w:ind w:left="1506" w:hanging="360"/>
+      </w:pPr>
+    </w:lvl>
+    <w:lvl w:ilvl="2" w:tplc="3809001B" w:tentative="1">
+      <w:start w:val="1"/>
+      <w:numFmt w:val="lowerRoman"/>
+      <w:lvlText w:val="%3."/>
+      <w:lvlJc w:val="right"/>
+      <w:pPr>
+        <w:ind w:left="2226" w:hanging="180"/>
+      </w:pPr>
+    </w:lvl>
+    <w:lvl w:ilvl="3" w:tplc="3809000F" w:tentative="1">
+      <w:start w:val="1"/>
+      <w:numFmt w:val="decimal"/>
+      <w:lvlText w:val="%4."/>
+      <w:lvlJc w:val="left"/>
+      <w:pPr>
+        <w:ind w:left="2946" w:hanging="360"/>
+      </w:pPr>
+    </w:lvl>
+    <w:lvl w:ilvl="4" w:tplc="38090019" w:tentative="1">
+      <w:start w:val="1"/>
+      <w:numFmt w:val="lowerLetter"/>
+      <w:lvlText w:val="%5."/>
+      <w:lvlJc w:val="left"/>
+      <w:pPr>
+        <w:ind w:left="3666" w:hanging="360"/>
+      </w:pPr>
+    </w:lvl>
+    <w:lvl w:ilvl="5" w:tplc="3809001B" w:tentative="1">
+      <w:start w:val="1"/>
+      <w:numFmt w:val="lowerRoman"/>
+      <w:lvlText w:val="%6."/>
+      <w:lvlJc w:val="right"/>
+      <w:pPr>
+        <w:ind w:left="4386" w:hanging="180"/>
+      </w:pPr>
+    </w:lvl>
+    <w:lvl w:ilvl="6" w:tplc="3809000F" w:tentative="1">
+      <w:start w:val="1"/>
+      <w:numFmt w:val="decimal"/>
+      <w:lvlText w:val="%7."/>
+      <w:lvlJc w:val="left"/>
+      <w:pPr>
+        <w:ind w:left="5106" w:hanging="360"/>
+      </w:pPr>
+    </w:lvl>
+    <w:lvl w:ilvl="7" w:tplc="38090019" w:tentative="1">
+      <w:start w:val="1"/>
+      <w:numFmt w:val="lowerLetter"/>
+      <w:lvlText w:val="%8."/>
+      <w:lvlJc w:val="left"/>
+      <w:pPr>
+        <w:ind w:left="5826" w:hanging="360"/>
+      </w:pPr>
+    </w:lvl>
+    <w:lvl w:ilvl="8" w:tplc="3809001B" w:tentative="1">
+      <w:start w:val="1"/>
+      <w:numFmt w:val="lowerRoman"/>
+      <w:lvlText w:val="%9."/>
+      <w:lvlJc w:val="right"/>
+      <w:pPr>
+        <w:ind w:left="6546" w:hanging="180"/>
+      </w:pPr>
+    </w:lvl>
+  </w:abstractNum>
+  <w:abstractNum w:abstractNumId="1" w15:restartNumberingAfterBreak="0">
+    <w:nsid w:val="0CA83DA3"/>
+    <w:multiLevelType w:val="hybridMultilevel"/>
+    <w:tmpl w:val="1E0047D0"/>
+    <w:lvl w:ilvl="0" w:tplc="754EAD34">
+      <w:start w:val="1"/>
+      <w:numFmt w:val="upperLetter"/>
+      <w:lvlText w:val="%1."/>
+      <w:lvlJc w:val="left"/>
+      <w:pPr>
+        <w:ind w:left="786" w:hanging="360"/>
+      </w:pPr>
+      <w:rPr>
+        <w:rFonts w:hint="default"/>
+      </w:rPr>
+    </w:lvl>
+    <w:lvl w:ilvl="1" w:tplc="38090019" w:tentative="1">
+      <w:start w:val="1"/>
+      <w:numFmt w:val="lowerLetter"/>
+      <w:lvlText w:val="%2."/>
+      <w:lvlJc w:val="left"/>
+      <w:pPr>
+        <w:ind w:left="1506" w:hanging="360"/>
+      </w:pPr>
+    </w:lvl>
+    <w:lvl w:ilvl="2" w:tplc="3809001B" w:tentative="1">
+      <w:start w:val="1"/>
+      <w:numFmt w:val="lowerRoman"/>
+      <w:lvlText w:val="%3."/>
+      <w:lvlJc w:val="right"/>
+      <w:pPr>
+        <w:ind w:left="2226" w:hanging="180"/>
+      </w:pPr>
+    </w:lvl>
+    <w:lvl w:ilvl="3" w:tplc="3809000F" w:tentative="1">
+      <w:start w:val="1"/>
+      <w:numFmt w:val="decimal"/>
+      <w:lvlText w:val="%4."/>
+      <w:lvlJc w:val="left"/>
+      <w:pPr>
+        <w:ind w:left="2946" w:hanging="360"/>
+      </w:pPr>
+    </w:lvl>
+    <w:lvl w:ilvl="4" w:tplc="38090019" w:tentative="1">
+      <w:start w:val="1"/>
+      <w:numFmt w:val="lowerLetter"/>
+      <w:lvlText w:val="%5."/>
+      <w:lvlJc w:val="left"/>
+      <w:pPr>
+        <w:ind w:left="3666" w:hanging="360"/>
+      </w:pPr>
+    </w:lvl>
+    <w:lvl w:ilvl="5" w:tplc="3809001B" w:tentative="1">
+      <w:start w:val="1"/>
+      <w:numFmt w:val="lowerRoman"/>
+      <w:lvlText w:val="%6."/>
+      <w:lvlJc w:val="right"/>
+      <w:pPr>
+        <w:ind w:left="4386" w:hanging="180"/>
+      </w:pPr>
+    </w:lvl>
+    <w:lvl w:ilvl="6" w:tplc="3809000F" w:tentative="1">
+      <w:start w:val="1"/>
+      <w:numFmt w:val="decimal"/>
+      <w:lvlText w:val="%7."/>
+      <w:lvlJc w:val="left"/>
+      <w:pPr>
+        <w:ind w:left="5106" w:hanging="360"/>
+      </w:pPr>
+    </w:lvl>
+    <w:lvl w:ilvl="7" w:tplc="38090019" w:tentative="1">
+      <w:start w:val="1"/>
+      <w:numFmt w:val="lowerLetter"/>
+      <w:lvlText w:val="%8."/>
+      <w:lvlJc w:val="left"/>
+      <w:pPr>
+        <w:ind w:left="5826" w:hanging="360"/>
+      </w:pPr>
+    </w:lvl>
+    <w:lvl w:ilvl="8" w:tplc="3809001B" w:tentative="1">
+      <w:start w:val="1"/>
+      <w:numFmt w:val="lowerRoman"/>
+      <w:lvlText w:val="%9."/>
+      <w:lvlJc w:val="right"/>
+      <w:pPr>
+        <w:ind w:left="6546" w:hanging="180"/>
+      </w:pPr>
+    </w:lvl>
+  </w:abstractNum>
+  <w:abstractNum w:abstractNumId="2" w15:restartNumberingAfterBreak="0">
+    <w:nsid w:val="0E7F4129"/>
+    <w:multiLevelType w:val="hybridMultilevel"/>
+    <w:tmpl w:val="818A3474"/>
+    <w:lvl w:ilvl="0" w:tplc="AA5275AA">
+      <w:start w:val="1"/>
+      <w:numFmt w:val="upperLetter"/>
+      <w:lvlText w:val="%1."/>
+      <w:lvlJc w:val="left"/>
+      <w:pPr>
+        <w:ind w:left="786" w:hanging="360"/>
+      </w:pPr>
+      <w:rPr>
+        <w:rFonts w:hint="default"/>
+      </w:rPr>
+    </w:lvl>
+    <w:lvl w:ilvl="1" w:tplc="38090019" w:tentative="1">
+      <w:start w:val="1"/>
+      <w:numFmt w:val="lowerLetter"/>
+      <w:lvlText w:val="%2."/>
+      <w:lvlJc w:val="left"/>
+      <w:pPr>
+        <w:ind w:left="1506" w:hanging="360"/>
+      </w:pPr>
+    </w:lvl>
+    <w:lvl w:ilvl="2" w:tplc="3809001B" w:tentative="1">
+      <w:start w:val="1"/>
+      <w:numFmt w:val="lowerRoman"/>
+      <w:lvlText w:val="%3."/>
+      <w:lvlJc w:val="right"/>
+      <w:pPr>
+        <w:ind w:left="2226" w:hanging="180"/>
+      </w:pPr>
+    </w:lvl>
+    <w:lvl w:ilvl="3" w:tplc="3809000F" w:tentative="1">
+      <w:start w:val="1"/>
+      <w:numFmt w:val="decimal"/>
+      <w:lvlText w:val="%4."/>
+      <w:lvlJc w:val="left"/>
+      <w:pPr>
+        <w:ind w:left="2946" w:hanging="360"/>
+      </w:pPr>
+    </w:lvl>
+    <w:lvl w:ilvl="4" w:tplc="38090019" w:tentative="1">
+      <w:start w:val="1"/>
+      <w:numFmt w:val="lowerLetter"/>
+      <w:lvlText w:val="%5."/>
+      <w:lvlJc w:val="left"/>
+      <w:pPr>
+        <w:ind w:left="3666" w:hanging="360"/>
+      </w:pPr>
+    </w:lvl>
+    <w:lvl w:ilvl="5" w:tplc="3809001B" w:tentative="1">
+      <w:start w:val="1"/>
+      <w:numFmt w:val="lowerRoman"/>
+      <w:lvlText w:val="%6."/>
+      <w:lvlJc w:val="right"/>
+      <w:pPr>
+        <w:ind w:left="4386" w:hanging="180"/>
+      </w:pPr>
+    </w:lvl>
+    <w:lvl w:ilvl="6" w:tplc="3809000F" w:tentative="1">
+      <w:start w:val="1"/>
+      <w:numFmt w:val="decimal"/>
+      <w:lvlText w:val="%7."/>
+      <w:lvlJc w:val="left"/>
+      <w:pPr>
+        <w:ind w:left="5106" w:hanging="360"/>
+      </w:pPr>
+    </w:lvl>
+    <w:lvl w:ilvl="7" w:tplc="38090019" w:tentative="1">
+      <w:start w:val="1"/>
+      <w:numFmt w:val="lowerLetter"/>
+      <w:lvlText w:val="%8."/>
+      <w:lvlJc w:val="left"/>
+      <w:pPr>
+        <w:ind w:left="5826" w:hanging="360"/>
+      </w:pPr>
+    </w:lvl>
+    <w:lvl w:ilvl="8" w:tplc="3809001B" w:tentative="1">
+      <w:start w:val="1"/>
+      <w:numFmt w:val="lowerRoman"/>
+      <w:lvlText w:val="%9."/>
+      <w:lvlJc w:val="right"/>
+      <w:pPr>
+        <w:ind w:left="6546" w:hanging="180"/>
+      </w:pPr>
+    </w:lvl>
+  </w:abstractNum>
+  <w:abstractNum w:abstractNumId="3" w15:restartNumberingAfterBreak="0">
     <w:nsid w:val="49A335DF"/>
     <w:multiLevelType w:val="hybridMultilevel"/>
     <w:tmpl w:val="4AEA5F94"/>
@@ -1766,7 +5745,7 @@
       </w:rPr>
     </w:lvl>
   </w:abstractNum>
-  <w:abstractNum w:abstractNumId="1" w15:restartNumberingAfterBreak="0">
+  <w:abstractNum w:abstractNumId="4" w15:restartNumberingAfterBreak="0">
     <w:nsid w:val="4EE30EF6"/>
     <w:multiLevelType w:val="hybridMultilevel"/>
     <w:tmpl w:val="BAE2EB66"/>
@@ -1852,7 +5831,96 @@
       </w:pPr>
     </w:lvl>
   </w:abstractNum>
-  <w:abstractNum w:abstractNumId="2" w15:restartNumberingAfterBreak="0">
+  <w:abstractNum w:abstractNumId="5" w15:restartNumberingAfterBreak="0">
+    <w:nsid w:val="5E552E14"/>
+    <w:multiLevelType w:val="hybridMultilevel"/>
+    <w:tmpl w:val="5F080886"/>
+    <w:lvl w:ilvl="0" w:tplc="174E7D90">
+      <w:start w:val="1"/>
+      <w:numFmt w:val="upperLetter"/>
+      <w:lvlText w:val="%1."/>
+      <w:lvlJc w:val="left"/>
+      <w:pPr>
+        <w:ind w:left="1080" w:hanging="360"/>
+      </w:pPr>
+      <w:rPr>
+        <w:rFonts w:hint="default"/>
+      </w:rPr>
+    </w:lvl>
+    <w:lvl w:ilvl="1" w:tplc="38090019" w:tentative="1">
+      <w:start w:val="1"/>
+      <w:numFmt w:val="lowerLetter"/>
+      <w:lvlText w:val="%2."/>
+      <w:lvlJc w:val="left"/>
+      <w:pPr>
+        <w:ind w:left="1800" w:hanging="360"/>
+      </w:pPr>
+    </w:lvl>
+    <w:lvl w:ilvl="2" w:tplc="3809001B" w:tentative="1">
+      <w:start w:val="1"/>
+      <w:numFmt w:val="lowerRoman"/>
+      <w:lvlText w:val="%3."/>
+      <w:lvlJc w:val="right"/>
+      <w:pPr>
+        <w:ind w:left="2520" w:hanging="180"/>
+      </w:pPr>
+    </w:lvl>
+    <w:lvl w:ilvl="3" w:tplc="3809000F" w:tentative="1">
+      <w:start w:val="1"/>
+      <w:numFmt w:val="decimal"/>
+      <w:lvlText w:val="%4."/>
+      <w:lvlJc w:val="left"/>
+      <w:pPr>
+        <w:ind w:left="3240" w:hanging="360"/>
+      </w:pPr>
+    </w:lvl>
+    <w:lvl w:ilvl="4" w:tplc="38090019" w:tentative="1">
+      <w:start w:val="1"/>
+      <w:numFmt w:val="lowerLetter"/>
+      <w:lvlText w:val="%5."/>
+      <w:lvlJc w:val="left"/>
+      <w:pPr>
+        <w:ind w:left="3960" w:hanging="360"/>
+      </w:pPr>
+    </w:lvl>
+    <w:lvl w:ilvl="5" w:tplc="3809001B" w:tentative="1">
+      <w:start w:val="1"/>
+      <w:numFmt w:val="lowerRoman"/>
+      <w:lvlText w:val="%6."/>
+      <w:lvlJc w:val="right"/>
+      <w:pPr>
+        <w:ind w:left="4680" w:hanging="180"/>
+      </w:pPr>
+    </w:lvl>
+    <w:lvl w:ilvl="6" w:tplc="3809000F" w:tentative="1">
+      <w:start w:val="1"/>
+      <w:numFmt w:val="decimal"/>
+      <w:lvlText w:val="%7."/>
+      <w:lvlJc w:val="left"/>
+      <w:pPr>
+        <w:ind w:left="5400" w:hanging="360"/>
+      </w:pPr>
+    </w:lvl>
+    <w:lvl w:ilvl="7" w:tplc="38090019" w:tentative="1">
+      <w:start w:val="1"/>
+      <w:numFmt w:val="lowerLetter"/>
+      <w:lvlText w:val="%8."/>
+      <w:lvlJc w:val="left"/>
+      <w:pPr>
+        <w:ind w:left="6120" w:hanging="360"/>
+      </w:pPr>
+    </w:lvl>
+    <w:lvl w:ilvl="8" w:tplc="3809001B" w:tentative="1">
+      <w:start w:val="1"/>
+      <w:numFmt w:val="lowerRoman"/>
+      <w:lvlText w:val="%9."/>
+      <w:lvlJc w:val="right"/>
+      <w:pPr>
+        <w:ind w:left="6840" w:hanging="180"/>
+      </w:pPr>
+    </w:lvl>
+  </w:abstractNum>
+  <w:abstractNum w:abstractNumId="6" w15:restartNumberingAfterBreak="0">
     <w:nsid w:val="5FF45E85"/>
     <w:multiLevelType w:val="hybridMultilevel"/>
     <w:tmpl w:val="BAE2EB66"/>
@@ -1938,7 +6006,7 @@
       </w:pPr>
     </w:lvl>
   </w:abstractNum>
-  <w:abstractNum w:abstractNumId="3" w15:restartNumberingAfterBreak="0">
+  <w:abstractNum w:abstractNumId="7" w15:restartNumberingAfterBreak="0">
     <w:nsid w:val="62C27311"/>
     <w:multiLevelType w:val="hybridMultilevel"/>
     <w:tmpl w:val="E00850AC"/>
@@ -2024,23 +6092,35 @@
       </w:pPr>
     </w:lvl>
   </w:abstractNum>
-  <w:num w:numId="1" w16cid:durableId="1778525068">
+  <w:num w:numId="1">
+    <w:abstractNumId w:val="7"/>
+  </w:num>
+  <w:num w:numId="2">
+    <w:abstractNumId w:val="4"/>
+  </w:num>
+  <w:num w:numId="3">
     <w:abstractNumId w:val="3"/>
   </w:num>
-  <w:num w:numId="2" w16cid:durableId="587275747">
+  <w:num w:numId="4">
+    <w:abstractNumId w:val="6"/>
+  </w:num>
+  <w:num w:numId="5">
+    <w:abstractNumId w:val="2"/>
+  </w:num>
+  <w:num w:numId="6">
+    <w:abstractNumId w:val="5"/>
+  </w:num>
+  <w:num w:numId="7">
     <w:abstractNumId w:val="1"/>
   </w:num>
-  <w:num w:numId="3" w16cid:durableId="1723167817">
+  <w:num w:numId="8">
     <w:abstractNumId w:val="0"/>
-  </w:num>
-  <w:num w:numId="4" w16cid:durableId="1809083485">
-    <w:abstractNumId w:val="2"/>
   </w:num>
 </w:numbering>
 </file>
 
 <file path=word/styles.xml><?xml version="1.0" encoding="utf-8"?>
-<w:styles xmlns:mc="http://schemas.openxmlformats.org/markup-compatibility/2006" xmlns:r="http://schemas.openxmlformats.org/officeDocument/2006/relationships" xmlns:w="http://schemas.openxmlformats.org/wordprocessingml/2006/main" xmlns:w14="http://schemas.microsoft.com/office/word/2010/wordml" xmlns:w15="http://schemas.microsoft.com/office/word/2012/wordml" xmlns:w16cex="http://schemas.microsoft.com/office/word/2018/wordml/cex" xmlns:w16cid="http://schemas.microsoft.com/office/word/2016/wordml/cid" xmlns:w16="http://schemas.microsoft.com/office/word/2018/wordml" xmlns:w16du="http://schemas.microsoft.com/office/word/2023/wordml/word16du" xmlns:w16sdtdh="http://schemas.microsoft.com/office/word/2020/wordml/sdtdatahash" xmlns:w16sdtfl="http://schemas.microsoft.com/office/word/2024/wordml/sdtformatlock" xmlns:w16se="http://schemas.microsoft.com/office/word/2015/wordml/symex" mc:Ignorable="w14 w15 w16se w16cid w16 w16cex w16sdtdh w16sdtfl w16du">
+<w:styles xmlns:mc="http://schemas.openxmlformats.org/markup-compatibility/2006" xmlns:r="http://schemas.openxmlformats.org/officeDocument/2006/relationships" xmlns:w="http://schemas.openxmlformats.org/wordprocessingml/2006/main" xmlns:w14="http://schemas.microsoft.com/office/word/2010/wordml" xmlns:w15="http://schemas.microsoft.com/office/word/2012/wordml" xmlns:w16cex="http://schemas.microsoft.com/office/word/2018/wordml/cex" xmlns:w16cid="http://schemas.microsoft.com/office/word/2016/wordml/cid" xmlns:w16="http://schemas.microsoft.com/office/word/2018/wordml" xmlns:w16se="http://schemas.microsoft.com/office/word/2015/wordml/symex" mc:Ignorable="w14 w15 w16se w16cid w16 w16cex">
   <w:docDefaults>
     <w:rPrDefault>
       <w:rPr>
@@ -2995,6 +7075,25 @@
       <w:shd w:val="clear" w:color="auto" w:fill="E1DFDD"/>
     </w:rPr>
   </w:style>
+  <w:style w:type="table" w:styleId="TableGrid">
+    <w:name w:val="Table Grid"/>
+    <w:basedOn w:val="TableNormal"/>
+    <w:uiPriority w:val="39"/>
+    <w:rsid w:val="00C77F90"/>
+    <w:pPr>
+      <w:spacing w:after="0" w:line="240" w:lineRule="auto"/>
+    </w:pPr>
+    <w:tblPr>
+      <w:tblBorders>
+        <w:top w:val="single" w:sz="4" w:space="0" w:color="auto"/>
+        <w:left w:val="single" w:sz="4" w:space="0" w:color="auto"/>
+        <w:bottom w:val="single" w:sz="4" w:space="0" w:color="auto"/>
+        <w:right w:val="single" w:sz="4" w:space="0" w:color="auto"/>
+        <w:insideH w:val="single" w:sz="4" w:space="0" w:color="auto"/>
+        <w:insideV w:val="single" w:sz="4" w:space="0" w:color="auto"/>
+      </w:tblBorders>
+    </w:tblPr>
+  </w:style>
 </w:styles>
 </file>
 
@@ -3318,7 +7417,7 @@
 </file>
 
 <file path=customXml/itemProps1.xml><?xml version="1.0" encoding="utf-8"?>
-<ds:datastoreItem xmlns:ds="http://schemas.openxmlformats.org/officeDocument/2006/customXml" ds:itemID="{74CD8CB6-83F2-4DE3-AFA2-616D95D94B3A}">
+<ds:datastoreItem xmlns:ds="http://schemas.openxmlformats.org/officeDocument/2006/customXml" ds:itemID="{4AA7DEDF-43D1-45B0-9E87-38B66516AB32}">
   <ds:schemaRefs>
     <ds:schemaRef ds:uri="http://schemas.openxmlformats.org/officeDocument/2006/bibliography"/>
   </ds:schemaRefs>
